--- a/ПР и ЛБ/миапопр1.docx
+++ b/ПР и ЛБ/миапопр1.docx
@@ -2169,23 +2169,13 @@
                 <w:lang w:val="en-US"/>
               </w:rPr>
             </w:pPr>
-            <w:proofErr w:type="spellStart"/>
-            <w:r>
-              <w:rPr>
-                <w:rFonts w:ascii="Times New Roman" w:hAnsi="Times New Roman"/>
-                <w:sz w:val="28"/>
-                <w:szCs w:val="28"/>
-              </w:rPr>
-              <w:t>OpenOffice</w:t>
-            </w:r>
-            <w:proofErr w:type="spellEnd"/>
-            <w:r>
-              <w:rPr>
-                <w:rFonts w:ascii="Times New Roman" w:hAnsi="Times New Roman"/>
-                <w:sz w:val="28"/>
-                <w:szCs w:val="28"/>
-              </w:rPr>
-              <w:t xml:space="preserve"> 4.1.15</w:t>
+            <w:r>
+              <w:rPr>
+                <w:rFonts w:ascii="Times New Roman" w:hAnsi="Times New Roman"/>
+                <w:sz w:val="28"/>
+                <w:szCs w:val="28"/>
+              </w:rPr>
+              <w:t>OpenOffice 4.1.15</w:t>
             </w:r>
           </w:p>
         </w:tc>
@@ -2254,25 +2244,14 @@
                 <w:lang w:val="en-US"/>
               </w:rPr>
             </w:pPr>
-            <w:proofErr w:type="spellStart"/>
-            <w:r>
-              <w:rPr>
-                <w:rFonts w:ascii="Times New Roman" w:hAnsi="Times New Roman"/>
-                <w:sz w:val="28"/>
-                <w:szCs w:val="28"/>
-                <w:lang w:val="en-US"/>
-              </w:rPr>
-              <w:t>Бесплатно</w:t>
-            </w:r>
-            <w:proofErr w:type="spellEnd"/>
-            <w:r>
-              <w:rPr>
-                <w:rFonts w:ascii="Times New Roman" w:hAnsi="Times New Roman"/>
-                <w:sz w:val="28"/>
-                <w:szCs w:val="28"/>
-                <w:lang w:val="en-US"/>
-              </w:rPr>
-              <w:t xml:space="preserve"> (Open Source)</w:t>
+            <w:r>
+              <w:rPr>
+                <w:rFonts w:ascii="Times New Roman" w:hAnsi="Times New Roman"/>
+                <w:sz w:val="28"/>
+                <w:szCs w:val="28"/>
+                <w:lang w:val="en-US"/>
+              </w:rPr>
+              <w:t>Бесплатно (Open Source)</w:t>
             </w:r>
           </w:p>
         </w:tc>
@@ -2576,25 +2555,7 @@
           <w:sz w:val="28"/>
           <w:szCs w:val="28"/>
         </w:rPr>
-        <w:t xml:space="preserve"> (Excel), программа для создания презентаций (PowerPoint), система управления базами данных (Access), почтовый клиент (Outlook) и издательская система (</w:t>
-      </w:r>
-      <w:proofErr w:type="spellStart"/>
-      <w:r>
-        <w:rPr>
-          <w:rFonts w:ascii="Times New Roman" w:hAnsi="Times New Roman" w:cs="Times New Roman"/>
-          <w:sz w:val="28"/>
-          <w:szCs w:val="28"/>
-        </w:rPr>
-        <w:t>Publisher</w:t>
-      </w:r>
-      <w:proofErr w:type="spellEnd"/>
-      <w:r>
-        <w:rPr>
-          <w:rFonts w:ascii="Times New Roman" w:hAnsi="Times New Roman" w:cs="Times New Roman"/>
-          <w:sz w:val="28"/>
-          <w:szCs w:val="28"/>
-        </w:rPr>
-        <w:t>).</w:t>
+        <w:t xml:space="preserve"> (Excel), программа для создания презентаций (PowerPoint), система управления базами данных (Access), почтовый клиент (Outlook) и издательская система (Publisher).</w:t>
       </w:r>
     </w:p>
     <w:p>
@@ -2678,18 +2639,24 @@
           <w:sz w:val="28"/>
           <w:szCs w:val="28"/>
         </w:rPr>
-        <w:t xml:space="preserve">Таблица 1 — Сравнительный анализ базовой комплектации Microsoft Office и </w:t>
-      </w:r>
-      <w:proofErr w:type="spellStart"/>
-      <w:r>
-        <w:rPr>
-          <w:rFonts w:ascii="Times New Roman" w:hAnsi="Times New Roman" w:cs="Times New Roman"/>
-          <w:sz w:val="28"/>
-          <w:szCs w:val="28"/>
-        </w:rPr>
-        <w:t>OpenOffice</w:t>
-      </w:r>
-      <w:proofErr w:type="spellEnd"/>
+        <w:t xml:space="preserve">Таблица </w:t>
+      </w:r>
+      <w:r>
+        <w:rPr>
+          <w:rFonts w:ascii="Times New Roman" w:hAnsi="Times New Roman" w:cs="Times New Roman"/>
+          <w:sz w:val="28"/>
+          <w:szCs w:val="28"/>
+        </w:rPr>
+        <w:t>2</w:t>
+      </w:r>
+      <w:r>
+        <w:rPr>
+          <w:rFonts w:ascii="Times New Roman" w:hAnsi="Times New Roman" w:cs="Times New Roman"/>
+          <w:sz w:val="28"/>
+          <w:szCs w:val="28"/>
+        </w:rPr>
+        <w:t xml:space="preserve"> — Сравнительный анализ базовой комплектации Microsoft Office и OpenOffice</w:t>
+      </w:r>
       <w:r>
         <w:rPr>
           <w:rFonts w:ascii="Times New Roman" w:hAnsi="Times New Roman" w:cs="Times New Roman"/>
@@ -2819,25 +2786,14 @@
                 <w:lang w:val="en-US"/>
               </w:rPr>
             </w:pPr>
-            <w:proofErr w:type="spellStart"/>
-            <w:r>
-              <w:rPr>
-                <w:rFonts w:ascii="Times New Roman" w:hAnsi="Times New Roman"/>
-                <w:sz w:val="28"/>
-                <w:szCs w:val="28"/>
-                <w:lang w:val="en-US"/>
-              </w:rPr>
-              <w:t>Работа</w:t>
-            </w:r>
-            <w:proofErr w:type="spellEnd"/>
-            <w:r>
-              <w:rPr>
-                <w:rFonts w:ascii="Times New Roman" w:hAnsi="Times New Roman"/>
-                <w:sz w:val="28"/>
-                <w:szCs w:val="28"/>
-                <w:lang w:val="en-US"/>
-              </w:rPr>
-              <w:t xml:space="preserve"> с текстовыми документами</w:t>
+            <w:r>
+              <w:rPr>
+                <w:rFonts w:ascii="Times New Roman" w:hAnsi="Times New Roman"/>
+                <w:sz w:val="28"/>
+                <w:szCs w:val="28"/>
+                <w:lang w:val="en-US"/>
+              </w:rPr>
+              <w:t>Работа с текстовыми документами</w:t>
             </w:r>
           </w:p>
         </w:tc>
@@ -2918,57 +2874,15 @@
                 <w:lang w:val="en-US"/>
               </w:rPr>
             </w:pPr>
-            <w:proofErr w:type="spellStart"/>
-            <w:r>
-              <w:rPr>
-                <w:rFonts w:ascii="Times New Roman" w:hAnsi="Times New Roman"/>
-                <w:sz w:val="28"/>
-                <w:szCs w:val="28"/>
-                <w:lang w:val="en-US"/>
-              </w:rPr>
-              <w:t>Работа</w:t>
-            </w:r>
-            <w:proofErr w:type="spellEnd"/>
-            <w:r>
-              <w:rPr>
-                <w:rFonts w:ascii="Times New Roman" w:hAnsi="Times New Roman"/>
-                <w:sz w:val="28"/>
-                <w:szCs w:val="28"/>
-                <w:lang w:val="en-US"/>
-              </w:rPr>
-              <w:t xml:space="preserve"> с </w:t>
-            </w:r>
-            <w:proofErr w:type="spellStart"/>
-            <w:r>
-              <w:rPr>
-                <w:rFonts w:ascii="Times New Roman" w:hAnsi="Times New Roman"/>
-                <w:sz w:val="28"/>
-                <w:szCs w:val="28"/>
-                <w:lang w:val="en-US"/>
-              </w:rPr>
-              <w:t>электронными</w:t>
-            </w:r>
-            <w:proofErr w:type="spellEnd"/>
-            <w:r>
-              <w:rPr>
-                <w:rFonts w:ascii="Times New Roman" w:hAnsi="Times New Roman"/>
-                <w:sz w:val="28"/>
-                <w:szCs w:val="28"/>
-                <w:lang w:val="en-US"/>
-              </w:rPr>
-              <w:t xml:space="preserve"> </w:t>
-            </w:r>
-            <w:proofErr w:type="spellStart"/>
-            <w:r>
-              <w:rPr>
-                <w:rFonts w:ascii="Times New Roman" w:hAnsi="Times New Roman"/>
-                <w:sz w:val="28"/>
-                <w:szCs w:val="28"/>
-                <w:lang w:val="en-US"/>
-              </w:rPr>
-              <w:t>таблицами</w:t>
-            </w:r>
-            <w:proofErr w:type="spellEnd"/>
+            <w:r>
+              <w:rPr>
+                <w:rFonts w:ascii="Times New Roman" w:hAnsi="Times New Roman"/>
+                <w:sz w:val="28"/>
+                <w:szCs w:val="28"/>
+                <w:lang w:val="en-US"/>
+              </w:rPr>
+              <w:t>Работа с электронными таблицами</w:t>
+            </w:r>
           </w:p>
         </w:tc>
         <w:tc>
@@ -3049,57 +2963,15 @@
                 <w:lang w:val="en-US"/>
               </w:rPr>
             </w:pPr>
-            <w:proofErr w:type="spellStart"/>
-            <w:r>
-              <w:rPr>
-                <w:rFonts w:ascii="Times New Roman" w:hAnsi="Times New Roman"/>
-                <w:sz w:val="28"/>
-                <w:szCs w:val="28"/>
-                <w:lang w:val="en-US"/>
-              </w:rPr>
-              <w:t>Создание</w:t>
-            </w:r>
-            <w:proofErr w:type="spellEnd"/>
-            <w:r>
-              <w:rPr>
-                <w:rFonts w:ascii="Times New Roman" w:hAnsi="Times New Roman"/>
-                <w:sz w:val="28"/>
-                <w:szCs w:val="28"/>
-                <w:lang w:val="en-US"/>
-              </w:rPr>
-              <w:t xml:space="preserve"> и </w:t>
-            </w:r>
-            <w:proofErr w:type="spellStart"/>
-            <w:r>
-              <w:rPr>
-                <w:rFonts w:ascii="Times New Roman" w:hAnsi="Times New Roman"/>
-                <w:sz w:val="28"/>
-                <w:szCs w:val="28"/>
-                <w:lang w:val="en-US"/>
-              </w:rPr>
-              <w:t>просмотр</w:t>
-            </w:r>
-            <w:proofErr w:type="spellEnd"/>
-            <w:r>
-              <w:rPr>
-                <w:rFonts w:ascii="Times New Roman" w:hAnsi="Times New Roman"/>
-                <w:sz w:val="28"/>
-                <w:szCs w:val="28"/>
-                <w:lang w:val="en-US"/>
-              </w:rPr>
-              <w:t xml:space="preserve"> </w:t>
-            </w:r>
-            <w:proofErr w:type="spellStart"/>
-            <w:r>
-              <w:rPr>
-                <w:rFonts w:ascii="Times New Roman" w:hAnsi="Times New Roman"/>
-                <w:sz w:val="28"/>
-                <w:szCs w:val="28"/>
-                <w:lang w:val="en-US"/>
-              </w:rPr>
-              <w:t>презентаций</w:t>
-            </w:r>
-            <w:proofErr w:type="spellEnd"/>
+            <w:r>
+              <w:rPr>
+                <w:rFonts w:ascii="Times New Roman" w:hAnsi="Times New Roman"/>
+                <w:sz w:val="28"/>
+                <w:szCs w:val="28"/>
+                <w:lang w:val="en-US"/>
+              </w:rPr>
+              <w:t>Создание и просмотр презентаций</w:t>
+            </w:r>
           </w:p>
         </w:tc>
         <w:tc>
@@ -3180,65 +3052,14 @@
                 <w:lang w:val="en-US"/>
               </w:rPr>
             </w:pPr>
-            <w:proofErr w:type="spellStart"/>
-            <w:r>
-              <w:rPr>
-                <w:rFonts w:ascii="Times New Roman" w:hAnsi="Times New Roman"/>
-                <w:sz w:val="28"/>
-                <w:szCs w:val="28"/>
-                <w:lang w:val="en-US"/>
-              </w:rPr>
-              <w:t>Управление</w:t>
-            </w:r>
-            <w:proofErr w:type="spellEnd"/>
-            <w:r>
-              <w:rPr>
-                <w:rFonts w:ascii="Times New Roman" w:hAnsi="Times New Roman"/>
-                <w:sz w:val="28"/>
-                <w:szCs w:val="28"/>
-                <w:lang w:val="en-US"/>
-              </w:rPr>
-              <w:t xml:space="preserve"> </w:t>
-            </w:r>
-            <w:proofErr w:type="spellStart"/>
-            <w:r>
-              <w:rPr>
-                <w:rFonts w:ascii="Times New Roman" w:hAnsi="Times New Roman"/>
-                <w:sz w:val="28"/>
-                <w:szCs w:val="28"/>
-                <w:lang w:val="en-US"/>
-              </w:rPr>
-              <w:t>базами</w:t>
-            </w:r>
-            <w:proofErr w:type="spellEnd"/>
-            <w:r>
-              <w:rPr>
-                <w:rFonts w:ascii="Times New Roman" w:hAnsi="Times New Roman"/>
-                <w:sz w:val="28"/>
-                <w:szCs w:val="28"/>
-                <w:lang w:val="en-US"/>
-              </w:rPr>
-              <w:t xml:space="preserve"> </w:t>
-            </w:r>
-            <w:proofErr w:type="spellStart"/>
-            <w:r>
-              <w:rPr>
-                <w:rFonts w:ascii="Times New Roman" w:hAnsi="Times New Roman"/>
-                <w:sz w:val="28"/>
-                <w:szCs w:val="28"/>
-                <w:lang w:val="en-US"/>
-              </w:rPr>
-              <w:t>данных</w:t>
-            </w:r>
-            <w:proofErr w:type="spellEnd"/>
-            <w:r>
-              <w:rPr>
-                <w:rFonts w:ascii="Times New Roman" w:hAnsi="Times New Roman"/>
-                <w:sz w:val="28"/>
-                <w:szCs w:val="28"/>
-                <w:lang w:val="en-US"/>
-              </w:rPr>
-              <w:t xml:space="preserve"> </w:t>
+            <w:r>
+              <w:rPr>
+                <w:rFonts w:ascii="Times New Roman" w:hAnsi="Times New Roman"/>
+                <w:sz w:val="28"/>
+                <w:szCs w:val="28"/>
+                <w:lang w:val="en-US"/>
+              </w:rPr>
+              <w:t xml:space="preserve">Управление базами данных </w:t>
             </w:r>
           </w:p>
         </w:tc>
@@ -3405,57 +3226,15 @@
                 <w:lang w:val="en-US"/>
               </w:rPr>
             </w:pPr>
-            <w:proofErr w:type="spellStart"/>
-            <w:r>
-              <w:rPr>
-                <w:rFonts w:ascii="Times New Roman" w:hAnsi="Times New Roman"/>
-                <w:sz w:val="28"/>
-                <w:szCs w:val="28"/>
-                <w:lang w:val="en-US"/>
-              </w:rPr>
-              <w:t>Редактор</w:t>
-            </w:r>
-            <w:proofErr w:type="spellEnd"/>
-            <w:r>
-              <w:rPr>
-                <w:rFonts w:ascii="Times New Roman" w:hAnsi="Times New Roman"/>
-                <w:sz w:val="28"/>
-                <w:szCs w:val="28"/>
-                <w:lang w:val="en-US"/>
-              </w:rPr>
-              <w:t xml:space="preserve"> </w:t>
-            </w:r>
-            <w:proofErr w:type="spellStart"/>
-            <w:r>
-              <w:rPr>
-                <w:rFonts w:ascii="Times New Roman" w:hAnsi="Times New Roman"/>
-                <w:sz w:val="28"/>
-                <w:szCs w:val="28"/>
-                <w:lang w:val="en-US"/>
-              </w:rPr>
-              <w:t>математических</w:t>
-            </w:r>
-            <w:proofErr w:type="spellEnd"/>
-            <w:r>
-              <w:rPr>
-                <w:rFonts w:ascii="Times New Roman" w:hAnsi="Times New Roman"/>
-                <w:sz w:val="28"/>
-                <w:szCs w:val="28"/>
-                <w:lang w:val="en-US"/>
-              </w:rPr>
-              <w:t xml:space="preserve"> </w:t>
-            </w:r>
-            <w:proofErr w:type="spellStart"/>
-            <w:r>
-              <w:rPr>
-                <w:rFonts w:ascii="Times New Roman" w:hAnsi="Times New Roman"/>
-                <w:sz w:val="28"/>
-                <w:szCs w:val="28"/>
-                <w:lang w:val="en-US"/>
-              </w:rPr>
-              <w:t>формул</w:t>
-            </w:r>
-            <w:proofErr w:type="spellEnd"/>
+            <w:r>
+              <w:rPr>
+                <w:rFonts w:ascii="Times New Roman" w:hAnsi="Times New Roman"/>
+                <w:sz w:val="28"/>
+                <w:szCs w:val="28"/>
+                <w:lang w:val="en-US"/>
+              </w:rPr>
+              <w:t>Редактор математических формул</w:t>
+            </w:r>
           </w:p>
         </w:tc>
         <w:tc>
@@ -3475,23 +3254,13 @@
                 <w:lang w:val="en-US"/>
               </w:rPr>
             </w:pPr>
-            <w:proofErr w:type="spellStart"/>
-            <w:r>
-              <w:rPr>
-                <w:rFonts w:ascii="Times New Roman" w:hAnsi="Times New Roman"/>
-                <w:sz w:val="28"/>
-                <w:szCs w:val="28"/>
-              </w:rPr>
-              <w:t>Equation</w:t>
-            </w:r>
-            <w:proofErr w:type="spellEnd"/>
-            <w:r>
-              <w:rPr>
-                <w:rFonts w:ascii="Times New Roman" w:hAnsi="Times New Roman"/>
-                <w:sz w:val="28"/>
-                <w:szCs w:val="28"/>
-              </w:rPr>
-              <w:t xml:space="preserve"> Editor</w:t>
+            <w:r>
+              <w:rPr>
+                <w:rFonts w:ascii="Times New Roman" w:hAnsi="Times New Roman"/>
+                <w:sz w:val="28"/>
+                <w:szCs w:val="28"/>
+              </w:rPr>
+              <w:t>Equation Editor</w:t>
             </w:r>
           </w:p>
         </w:tc>
@@ -3545,57 +3314,15 @@
                 <w:lang w:val="en-US"/>
               </w:rPr>
             </w:pPr>
-            <w:proofErr w:type="spellStart"/>
-            <w:r>
-              <w:rPr>
-                <w:rFonts w:ascii="Times New Roman" w:hAnsi="Times New Roman"/>
-                <w:sz w:val="28"/>
-                <w:szCs w:val="28"/>
-                <w:lang w:val="en-US"/>
-              </w:rPr>
-              <w:t>Почтовый</w:t>
-            </w:r>
-            <w:proofErr w:type="spellEnd"/>
-            <w:r>
-              <w:rPr>
-                <w:rFonts w:ascii="Times New Roman" w:hAnsi="Times New Roman"/>
-                <w:sz w:val="28"/>
-                <w:szCs w:val="28"/>
-                <w:lang w:val="en-US"/>
-              </w:rPr>
-              <w:t xml:space="preserve"> </w:t>
-            </w:r>
-            <w:proofErr w:type="spellStart"/>
-            <w:r>
-              <w:rPr>
-                <w:rFonts w:ascii="Times New Roman" w:hAnsi="Times New Roman"/>
-                <w:sz w:val="28"/>
-                <w:szCs w:val="28"/>
-                <w:lang w:val="en-US"/>
-              </w:rPr>
-              <w:t>клиент</w:t>
-            </w:r>
-            <w:proofErr w:type="spellEnd"/>
-            <w:r>
-              <w:rPr>
-                <w:rFonts w:ascii="Times New Roman" w:hAnsi="Times New Roman"/>
-                <w:sz w:val="28"/>
-                <w:szCs w:val="28"/>
-                <w:lang w:val="en-US"/>
-              </w:rPr>
-              <w:t xml:space="preserve"> и </w:t>
-            </w:r>
-            <w:proofErr w:type="spellStart"/>
-            <w:r>
-              <w:rPr>
-                <w:rFonts w:ascii="Times New Roman" w:hAnsi="Times New Roman"/>
-                <w:sz w:val="28"/>
-                <w:szCs w:val="28"/>
-                <w:lang w:val="en-US"/>
-              </w:rPr>
-              <w:t>органайзер</w:t>
-            </w:r>
-            <w:proofErr w:type="spellEnd"/>
+            <w:r>
+              <w:rPr>
+                <w:rFonts w:ascii="Times New Roman" w:hAnsi="Times New Roman"/>
+                <w:sz w:val="28"/>
+                <w:szCs w:val="28"/>
+                <w:lang w:val="en-US"/>
+              </w:rPr>
+              <w:t>Почтовый клиент и органайзер</w:t>
+            </w:r>
           </w:p>
         </w:tc>
         <w:tc>
@@ -3673,57 +3400,15 @@
                 <w:szCs w:val="28"/>
               </w:rPr>
             </w:pPr>
-            <w:proofErr w:type="spellStart"/>
-            <w:r>
-              <w:rPr>
-                <w:rFonts w:ascii="Times New Roman" w:hAnsi="Times New Roman"/>
-                <w:sz w:val="28"/>
-                <w:szCs w:val="28"/>
-                <w:lang w:val="en-US"/>
-              </w:rPr>
-              <w:t>Настольная</w:t>
-            </w:r>
-            <w:proofErr w:type="spellEnd"/>
-            <w:r>
-              <w:rPr>
-                <w:rFonts w:ascii="Times New Roman" w:hAnsi="Times New Roman"/>
-                <w:sz w:val="28"/>
-                <w:szCs w:val="28"/>
-                <w:lang w:val="en-US"/>
-              </w:rPr>
-              <w:t xml:space="preserve"> </w:t>
-            </w:r>
-            <w:proofErr w:type="spellStart"/>
-            <w:r>
-              <w:rPr>
-                <w:rFonts w:ascii="Times New Roman" w:hAnsi="Times New Roman"/>
-                <w:sz w:val="28"/>
-                <w:szCs w:val="28"/>
-                <w:lang w:val="en-US"/>
-              </w:rPr>
-              <w:t>издательская</w:t>
-            </w:r>
-            <w:proofErr w:type="spellEnd"/>
-            <w:r>
-              <w:rPr>
-                <w:rFonts w:ascii="Times New Roman" w:hAnsi="Times New Roman"/>
-                <w:sz w:val="28"/>
-                <w:szCs w:val="28"/>
-                <w:lang w:val="en-US"/>
-              </w:rPr>
-              <w:t xml:space="preserve"> </w:t>
-            </w:r>
-            <w:proofErr w:type="spellStart"/>
-            <w:r>
-              <w:rPr>
-                <w:rFonts w:ascii="Times New Roman" w:hAnsi="Times New Roman"/>
-                <w:sz w:val="28"/>
-                <w:szCs w:val="28"/>
-                <w:lang w:val="en-US"/>
-              </w:rPr>
-              <w:t>система</w:t>
-            </w:r>
-            <w:proofErr w:type="spellEnd"/>
+            <w:r>
+              <w:rPr>
+                <w:rFonts w:ascii="Times New Roman" w:hAnsi="Times New Roman"/>
+                <w:sz w:val="28"/>
+                <w:szCs w:val="28"/>
+                <w:lang w:val="en-US"/>
+              </w:rPr>
+              <w:t>Настольная издательская система</w:t>
+            </w:r>
             <w:r>
               <w:rPr>
                 <w:rFonts w:ascii="Times New Roman" w:hAnsi="Times New Roman"/>
@@ -4127,19 +3812,8 @@
                 <w:szCs w:val="28"/>
                 <w:lang w:val="en-US"/>
               </w:rPr>
-              <w:t>.</w:t>
-            </w:r>
-            <w:proofErr w:type="spellStart"/>
-            <w:r>
-              <w:rPr>
-                <w:rFonts w:ascii="Times New Roman" w:hAnsi="Times New Roman"/>
-                <w:sz w:val="28"/>
-                <w:szCs w:val="28"/>
-                <w:lang w:val="en-US"/>
-              </w:rPr>
-              <w:t>odt</w:t>
-            </w:r>
-            <w:proofErr w:type="spellEnd"/>
+              <w:t>.odt</w:t>
+            </w:r>
           </w:p>
         </w:tc>
         <w:tc>
@@ -4164,61 +3838,7 @@
                 <w:sz w:val="28"/>
                 <w:szCs w:val="28"/>
               </w:rPr>
-              <w:t>Word отлично открывает .</w:t>
-            </w:r>
-            <w:proofErr w:type="spellStart"/>
-            <w:r>
-              <w:rPr>
-                <w:rFonts w:ascii="Times New Roman" w:hAnsi="Times New Roman"/>
-                <w:sz w:val="28"/>
-                <w:szCs w:val="28"/>
-              </w:rPr>
-              <w:t>odt</w:t>
-            </w:r>
-            <w:proofErr w:type="spellEnd"/>
-            <w:r>
-              <w:rPr>
-                <w:rFonts w:ascii="Times New Roman" w:hAnsi="Times New Roman"/>
-                <w:sz w:val="28"/>
-                <w:szCs w:val="28"/>
-              </w:rPr>
-              <w:t xml:space="preserve">; </w:t>
-            </w:r>
-            <w:proofErr w:type="spellStart"/>
-            <w:r>
-              <w:rPr>
-                <w:rFonts w:ascii="Times New Roman" w:hAnsi="Times New Roman"/>
-                <w:sz w:val="28"/>
-                <w:szCs w:val="28"/>
-              </w:rPr>
-              <w:t>Writer</w:t>
-            </w:r>
-            <w:proofErr w:type="spellEnd"/>
-            <w:r>
-              <w:rPr>
-                <w:rFonts w:ascii="Times New Roman" w:hAnsi="Times New Roman"/>
-                <w:sz w:val="28"/>
-                <w:szCs w:val="28"/>
-              </w:rPr>
-              <w:t xml:space="preserve"> открывает .</w:t>
-            </w:r>
-            <w:proofErr w:type="spellStart"/>
-            <w:r>
-              <w:rPr>
-                <w:rFonts w:ascii="Times New Roman" w:hAnsi="Times New Roman"/>
-                <w:sz w:val="28"/>
-                <w:szCs w:val="28"/>
-              </w:rPr>
-              <w:t>docx</w:t>
-            </w:r>
-            <w:proofErr w:type="spellEnd"/>
-            <w:r>
-              <w:rPr>
-                <w:rFonts w:ascii="Times New Roman" w:hAnsi="Times New Roman"/>
-                <w:sz w:val="28"/>
-                <w:szCs w:val="28"/>
-              </w:rPr>
-              <w:t>, но может сдвигать сложные таблицы.</w:t>
+              <w:t>Word отлично открывает .odt; Writer открывает .docx, но может сдвигать сложные таблицы.</w:t>
             </w:r>
           </w:p>
         </w:tc>
@@ -4352,19 +3972,8 @@
                 <w:szCs w:val="28"/>
                 <w:lang w:val="en-US"/>
               </w:rPr>
-              <w:t>.</w:t>
-            </w:r>
-            <w:proofErr w:type="spellStart"/>
-            <w:r>
-              <w:rPr>
-                <w:rFonts w:ascii="Times New Roman" w:hAnsi="Times New Roman"/>
-                <w:sz w:val="28"/>
-                <w:szCs w:val="28"/>
-                <w:lang w:val="en-US"/>
-              </w:rPr>
-              <w:t>ods</w:t>
-            </w:r>
-            <w:proofErr w:type="spellEnd"/>
+              <w:t>.ods</w:t>
+            </w:r>
           </w:p>
         </w:tc>
         <w:tc>
@@ -4389,61 +3998,7 @@
                 <w:sz w:val="28"/>
                 <w:szCs w:val="28"/>
               </w:rPr>
-              <w:t>MS Excel поддерживает .</w:t>
-            </w:r>
-            <w:proofErr w:type="spellStart"/>
-            <w:r>
-              <w:rPr>
-                <w:rFonts w:ascii="Times New Roman" w:hAnsi="Times New Roman"/>
-                <w:sz w:val="28"/>
-                <w:szCs w:val="28"/>
-              </w:rPr>
-              <w:t>ods</w:t>
-            </w:r>
-            <w:proofErr w:type="spellEnd"/>
-            <w:r>
-              <w:rPr>
-                <w:rFonts w:ascii="Times New Roman" w:hAnsi="Times New Roman"/>
-                <w:sz w:val="28"/>
-                <w:szCs w:val="28"/>
-              </w:rPr>
-              <w:t xml:space="preserve">; </w:t>
-            </w:r>
-            <w:proofErr w:type="spellStart"/>
-            <w:r>
-              <w:rPr>
-                <w:rFonts w:ascii="Times New Roman" w:hAnsi="Times New Roman"/>
-                <w:sz w:val="28"/>
-                <w:szCs w:val="28"/>
-              </w:rPr>
-              <w:t>Calc</w:t>
-            </w:r>
-            <w:proofErr w:type="spellEnd"/>
-            <w:r>
-              <w:rPr>
-                <w:rFonts w:ascii="Times New Roman" w:hAnsi="Times New Roman"/>
-                <w:sz w:val="28"/>
-                <w:szCs w:val="28"/>
-              </w:rPr>
-              <w:t xml:space="preserve"> поддерживает .</w:t>
-            </w:r>
-            <w:proofErr w:type="spellStart"/>
-            <w:r>
-              <w:rPr>
-                <w:rFonts w:ascii="Times New Roman" w:hAnsi="Times New Roman"/>
-                <w:sz w:val="28"/>
-                <w:szCs w:val="28"/>
-              </w:rPr>
-              <w:t>xlsx</w:t>
-            </w:r>
-            <w:proofErr w:type="spellEnd"/>
-            <w:r>
-              <w:rPr>
-                <w:rFonts w:ascii="Times New Roman" w:hAnsi="Times New Roman"/>
-                <w:sz w:val="28"/>
-                <w:szCs w:val="28"/>
-              </w:rPr>
-              <w:t>, но формулы со сложными макросами могут не работать.</w:t>
+              <w:t>MS Excel поддерживает .ods; Calc поддерживает .xlsx, но формулы со сложными макросами могут не работать.</w:t>
             </w:r>
           </w:p>
         </w:tc>
@@ -4543,19 +4098,8 @@
                 <w:szCs w:val="28"/>
                 <w:lang w:val="en-US"/>
               </w:rPr>
-              <w:t>.pptx / .</w:t>
-            </w:r>
-            <w:proofErr w:type="spellStart"/>
-            <w:r>
-              <w:rPr>
-                <w:rFonts w:ascii="Times New Roman" w:hAnsi="Times New Roman"/>
-                <w:sz w:val="28"/>
-                <w:szCs w:val="28"/>
-                <w:lang w:val="en-US"/>
-              </w:rPr>
-              <w:t>odp</w:t>
-            </w:r>
-            <w:proofErr w:type="spellEnd"/>
+              <w:t>.pptx / .odp</w:t>
+            </w:r>
           </w:p>
         </w:tc>
         <w:tc>
@@ -4572,6 +4116,7 @@
                 <w:rFonts w:ascii="Times New Roman" w:hAnsi="Times New Roman"/>
                 <w:sz w:val="28"/>
                 <w:szCs w:val="28"/>
+                <w:lang w:val="en-US"/>
               </w:rPr>
             </w:pPr>
             <w:r>
@@ -4599,6 +4144,2646 @@
           <w:szCs w:val="28"/>
         </w:rPr>
       </w:pPr>
+      <w:r>
+        <w:rPr>
+          <w:rFonts w:ascii="Times New Roman" w:hAnsi="Times New Roman" w:cs="Times New Roman"/>
+          <w:sz w:val="28"/>
+          <w:szCs w:val="28"/>
+        </w:rPr>
+        <w:t>5.</w:t>
+      </w:r>
+      <w:r>
+        <w:rPr>
+          <w:rFonts w:ascii="Times New Roman" w:hAnsi="Times New Roman" w:cs="Times New Roman"/>
+          <w:sz w:val="28"/>
+          <w:szCs w:val="28"/>
+        </w:rPr>
+        <w:t xml:space="preserve"> </w:t>
+      </w:r>
+      <w:r>
+        <w:rPr>
+          <w:rFonts w:ascii="Times New Roman" w:hAnsi="Times New Roman" w:cs="Times New Roman"/>
+          <w:sz w:val="28"/>
+          <w:szCs w:val="28"/>
+        </w:rPr>
+        <w:t xml:space="preserve"> Выясните, что такое файлы открытого формата, относятся ли к файлам открытого формата файлы приложений Microsoft Office и Open Office</w:t>
+      </w:r>
+    </w:p>
+    <w:p>
+      <w:pPr>
+        <w:tabs>
+          <w:tab w:val="left" w:pos="5976"/>
+        </w:tabs>
+        <w:ind w:firstLine="709"/>
+        <w:jc w:val="both"/>
+        <w:rPr>
+          <w:rFonts w:ascii="Times New Roman" w:hAnsi="Times New Roman" w:cs="Times New Roman"/>
+          <w:sz w:val="28"/>
+          <w:szCs w:val="28"/>
+        </w:rPr>
+      </w:pPr>
+      <w:r>
+        <w:rPr>
+          <w:rFonts w:ascii="Times New Roman" w:hAnsi="Times New Roman" w:cs="Times New Roman"/>
+          <w:sz w:val="28"/>
+          <w:szCs w:val="28"/>
+        </w:rPr>
+        <w:t>О</w:t>
+      </w:r>
+      <w:r>
+        <w:rPr>
+          <w:rFonts w:ascii="Times New Roman" w:hAnsi="Times New Roman" w:cs="Times New Roman"/>
+          <w:sz w:val="28"/>
+          <w:szCs w:val="28"/>
+        </w:rPr>
+        <w:t>ткрытый формат — это такой способ записи данных, правила которого известны всем.</w:t>
+      </w:r>
+    </w:p>
+    <w:p>
+      <w:pPr>
+        <w:tabs>
+          <w:tab w:val="left" w:pos="5976"/>
+        </w:tabs>
+        <w:ind w:firstLine="709"/>
+        <w:jc w:val="both"/>
+        <w:rPr>
+          <w:rFonts w:ascii="Times New Roman" w:hAnsi="Times New Roman" w:cs="Times New Roman"/>
+          <w:sz w:val="28"/>
+          <w:szCs w:val="28"/>
+        </w:rPr>
+      </w:pPr>
+      <w:r>
+        <w:rPr>
+          <w:rFonts w:ascii="Times New Roman" w:hAnsi="Times New Roman" w:cs="Times New Roman"/>
+          <w:sz w:val="28"/>
+          <w:szCs w:val="28"/>
+        </w:rPr>
+        <w:t>Закрытый формат: Файл можно открыть только в программе той компании, которая его придумала. Если компания закроется или программа станет платной, вы можете потерять доступ к своим документам.</w:t>
+      </w:r>
+    </w:p>
+    <w:p>
+      <w:pPr>
+        <w:tabs>
+          <w:tab w:val="left" w:pos="5976"/>
+        </w:tabs>
+        <w:ind w:firstLine="709"/>
+        <w:jc w:val="both"/>
+        <w:rPr>
+          <w:rFonts w:ascii="Times New Roman" w:hAnsi="Times New Roman" w:cs="Times New Roman"/>
+          <w:sz w:val="28"/>
+          <w:szCs w:val="28"/>
+        </w:rPr>
+      </w:pPr>
+      <w:r>
+        <w:rPr>
+          <w:rFonts w:ascii="Times New Roman" w:hAnsi="Times New Roman" w:cs="Times New Roman"/>
+          <w:sz w:val="28"/>
+          <w:szCs w:val="28"/>
+        </w:rPr>
+        <w:t xml:space="preserve">Открытый формат: </w:t>
+      </w:r>
+      <w:r>
+        <w:rPr>
+          <w:rFonts w:ascii="Times New Roman" w:hAnsi="Times New Roman" w:cs="Times New Roman"/>
+          <w:sz w:val="28"/>
+          <w:szCs w:val="28"/>
+        </w:rPr>
+        <w:t>в</w:t>
+      </w:r>
+      <w:r>
+        <w:rPr>
+          <w:rFonts w:ascii="Times New Roman" w:hAnsi="Times New Roman" w:cs="Times New Roman"/>
+          <w:sz w:val="28"/>
+          <w:szCs w:val="28"/>
+        </w:rPr>
+        <w:t xml:space="preserve">ы не зависите от одной программы. Ваш документ откроется корректно </w:t>
+      </w:r>
+      <w:r>
+        <w:rPr>
+          <w:rFonts w:ascii="Times New Roman" w:hAnsi="Times New Roman" w:cs="Times New Roman"/>
+          <w:sz w:val="28"/>
+          <w:szCs w:val="28"/>
+        </w:rPr>
+        <w:t xml:space="preserve">через разное время </w:t>
+      </w:r>
+      <w:r>
+        <w:rPr>
+          <w:rFonts w:ascii="Times New Roman" w:hAnsi="Times New Roman" w:cs="Times New Roman"/>
+          <w:sz w:val="28"/>
+          <w:szCs w:val="28"/>
+        </w:rPr>
+        <w:t>в любом подходящем приложении.</w:t>
+      </w:r>
+    </w:p>
+    <w:p>
+      <w:pPr>
+        <w:tabs>
+          <w:tab w:val="left" w:pos="5976"/>
+        </w:tabs>
+        <w:ind w:firstLine="709"/>
+        <w:jc w:val="both"/>
+        <w:rPr>
+          <w:rFonts w:ascii="Times New Roman" w:hAnsi="Times New Roman" w:cs="Times New Roman"/>
+          <w:sz w:val="28"/>
+          <w:szCs w:val="28"/>
+        </w:rPr>
+      </w:pPr>
+      <w:r>
+        <w:rPr>
+          <w:rFonts w:ascii="Times New Roman" w:hAnsi="Times New Roman" w:cs="Times New Roman"/>
+          <w:sz w:val="28"/>
+          <w:szCs w:val="28"/>
+        </w:rPr>
+        <w:t>Оба этих пакета сейчас используют открытые форматы, но они разные.</w:t>
+      </w:r>
+    </w:p>
+    <w:p>
+      <w:pPr>
+        <w:tabs>
+          <w:tab w:val="left" w:pos="5976"/>
+        </w:tabs>
+        <w:ind w:firstLine="709"/>
+        <w:jc w:val="both"/>
+        <w:rPr>
+          <w:rFonts w:ascii="Times New Roman" w:hAnsi="Times New Roman" w:cs="Times New Roman"/>
+          <w:sz w:val="28"/>
+          <w:szCs w:val="28"/>
+        </w:rPr>
+      </w:pPr>
+      <w:r>
+        <w:rPr>
+          <w:rFonts w:ascii="Times New Roman" w:hAnsi="Times New Roman" w:cs="Times New Roman"/>
+          <w:sz w:val="28"/>
+          <w:szCs w:val="28"/>
+        </w:rPr>
+        <w:t xml:space="preserve">Open Office использует формат ODF. Это </w:t>
+      </w:r>
+      <w:r>
+        <w:rPr>
+          <w:rFonts w:ascii="Times New Roman" w:hAnsi="Times New Roman" w:cs="Times New Roman"/>
+          <w:sz w:val="28"/>
+          <w:szCs w:val="28"/>
+        </w:rPr>
+        <w:t xml:space="preserve">стандарт </w:t>
+      </w:r>
+      <w:r>
+        <w:rPr>
+          <w:rFonts w:ascii="Times New Roman" w:hAnsi="Times New Roman" w:cs="Times New Roman"/>
+          <w:sz w:val="28"/>
+          <w:szCs w:val="28"/>
+        </w:rPr>
+        <w:t>открытости. Он изначально создавался как общий и свободный для всех.</w:t>
+      </w:r>
+    </w:p>
+    <w:p>
+      <w:pPr>
+        <w:tabs>
+          <w:tab w:val="left" w:pos="5976"/>
+        </w:tabs>
+        <w:ind w:firstLine="709"/>
+        <w:jc w:val="both"/>
+        <w:rPr>
+          <w:rFonts w:ascii="Times New Roman" w:hAnsi="Times New Roman" w:cs="Times New Roman"/>
+          <w:sz w:val="28"/>
+          <w:szCs w:val="28"/>
+        </w:rPr>
+      </w:pPr>
+      <w:r>
+        <w:rPr>
+          <w:rFonts w:ascii="Times New Roman" w:hAnsi="Times New Roman" w:cs="Times New Roman"/>
+          <w:sz w:val="28"/>
+          <w:szCs w:val="28"/>
+        </w:rPr>
+        <w:lastRenderedPageBreak/>
+        <w:t xml:space="preserve">Microsoft Office использует формат OOXML (файлы .docx, .xlsx). </w:t>
+      </w:r>
+      <w:r>
+        <w:rPr>
+          <w:rFonts w:ascii="Times New Roman" w:hAnsi="Times New Roman" w:cs="Times New Roman"/>
+          <w:sz w:val="28"/>
+          <w:szCs w:val="28"/>
+        </w:rPr>
+        <w:t xml:space="preserve">До </w:t>
+      </w:r>
+      <w:r>
+        <w:rPr>
+          <w:rFonts w:ascii="Times New Roman" w:hAnsi="Times New Roman" w:cs="Times New Roman"/>
+          <w:sz w:val="28"/>
+          <w:szCs w:val="28"/>
+        </w:rPr>
+        <w:t>2007 года их файлы были закрытыми, но теперь они тоже считаются открытыми, хотя и более сложными по структуре.</w:t>
+      </w:r>
+    </w:p>
+    <w:p>
+      <w:pPr>
+        <w:tabs>
+          <w:tab w:val="left" w:pos="5976"/>
+        </w:tabs>
+        <w:ind w:firstLine="709"/>
+        <w:jc w:val="both"/>
+        <w:rPr>
+          <w:rFonts w:ascii="Times New Roman" w:hAnsi="Times New Roman" w:cs="Times New Roman"/>
+          <w:sz w:val="28"/>
+          <w:szCs w:val="28"/>
+        </w:rPr>
+      </w:pPr>
+      <w:r>
+        <w:rPr>
+          <w:rFonts w:ascii="Times New Roman" w:hAnsi="Times New Roman" w:cs="Times New Roman"/>
+          <w:sz w:val="28"/>
+          <w:szCs w:val="28"/>
+        </w:rPr>
+        <w:t>6. О</w:t>
+      </w:r>
+      <w:r>
+        <w:rPr>
+          <w:rFonts w:ascii="Times New Roman" w:hAnsi="Times New Roman" w:cs="Times New Roman"/>
+          <w:sz w:val="28"/>
+          <w:szCs w:val="28"/>
+        </w:rPr>
+        <w:t>бмен данными между Microsoft Office и Open Office возможен.</w:t>
+      </w:r>
+    </w:p>
+    <w:p>
+      <w:pPr>
+        <w:tabs>
+          <w:tab w:val="left" w:pos="5976"/>
+        </w:tabs>
+        <w:ind w:firstLine="709"/>
+        <w:jc w:val="both"/>
+        <w:rPr>
+          <w:rFonts w:ascii="Times New Roman" w:hAnsi="Times New Roman" w:cs="Times New Roman"/>
+          <w:sz w:val="28"/>
+          <w:szCs w:val="28"/>
+        </w:rPr>
+      </w:pPr>
+      <w:r>
+        <w:rPr>
+          <w:rFonts w:ascii="Times New Roman" w:hAnsi="Times New Roman" w:cs="Times New Roman"/>
+          <w:sz w:val="28"/>
+          <w:szCs w:val="28"/>
+        </w:rPr>
+        <w:t>Это делается очень просто: программы умеют «читать» файлы друг друга.</w:t>
+      </w:r>
+    </w:p>
+    <w:p>
+      <w:pPr>
+        <w:tabs>
+          <w:tab w:val="left" w:pos="5976"/>
+        </w:tabs>
+        <w:ind w:firstLine="709"/>
+        <w:jc w:val="both"/>
+        <w:rPr>
+          <w:rFonts w:ascii="Times New Roman" w:hAnsi="Times New Roman" w:cs="Times New Roman"/>
+          <w:sz w:val="28"/>
+          <w:szCs w:val="28"/>
+        </w:rPr>
+      </w:pPr>
+      <w:r>
+        <w:rPr>
+          <w:rFonts w:ascii="Times New Roman" w:hAnsi="Times New Roman" w:cs="Times New Roman"/>
+          <w:sz w:val="28"/>
+          <w:szCs w:val="28"/>
+        </w:rPr>
+        <w:t>В Open Office:</w:t>
+      </w:r>
+      <w:r>
+        <w:rPr>
+          <w:rFonts w:ascii="Times New Roman" w:hAnsi="Times New Roman" w:cs="Times New Roman"/>
+          <w:sz w:val="28"/>
+          <w:szCs w:val="28"/>
+        </w:rPr>
+        <w:t xml:space="preserve"> </w:t>
+      </w:r>
+      <w:r>
+        <w:rPr>
+          <w:rFonts w:ascii="Times New Roman" w:hAnsi="Times New Roman" w:cs="Times New Roman"/>
+          <w:sz w:val="28"/>
+          <w:szCs w:val="28"/>
+        </w:rPr>
+        <w:t>Чтобы открыть файл Microsoft: просто выберите «Файл»</w:t>
+      </w:r>
+      <w:r>
+        <w:rPr>
+          <w:rFonts w:ascii="Times New Roman" w:hAnsi="Times New Roman" w:cs="Times New Roman"/>
+          <w:sz w:val="28"/>
+          <w:szCs w:val="28"/>
+        </w:rPr>
+        <w:t xml:space="preserve">  </w:t>
+      </w:r>
+      <w:r>
+        <w:rPr>
+          <w:rFonts w:ascii="Times New Roman" w:hAnsi="Times New Roman" w:cs="Times New Roman"/>
+          <w:sz w:val="28"/>
+          <w:szCs w:val="28"/>
+        </w:rPr>
+        <w:t>«Открыть» и выберите документ .docx или .xlsx.</w:t>
+      </w:r>
+    </w:p>
+    <w:p>
+      <w:pPr>
+        <w:tabs>
+          <w:tab w:val="left" w:pos="5976"/>
+        </w:tabs>
+        <w:ind w:firstLine="709"/>
+        <w:jc w:val="both"/>
+        <w:rPr>
+          <w:rFonts w:ascii="Times New Roman" w:hAnsi="Times New Roman" w:cs="Times New Roman"/>
+          <w:sz w:val="28"/>
+          <w:szCs w:val="28"/>
+        </w:rPr>
+      </w:pPr>
+      <w:r>
+        <w:rPr>
+          <w:rFonts w:ascii="Times New Roman" w:hAnsi="Times New Roman" w:cs="Times New Roman"/>
+          <w:sz w:val="28"/>
+          <w:szCs w:val="28"/>
+        </w:rPr>
+        <w:t xml:space="preserve">Чтобы сохранить файл для Microsoft: выберите «Файл» -&gt; «Сохранить как...» и в списке типов файлов выберите формат Microsoft Word/Excel </w:t>
+      </w:r>
+    </w:p>
+    <w:p>
+      <w:pPr>
+        <w:tabs>
+          <w:tab w:val="left" w:pos="5976"/>
+        </w:tabs>
+        <w:ind w:firstLine="709"/>
+        <w:jc w:val="both"/>
+        <w:rPr>
+          <w:rFonts w:ascii="Times New Roman" w:hAnsi="Times New Roman" w:cs="Times New Roman"/>
+          <w:sz w:val="28"/>
+          <w:szCs w:val="28"/>
+        </w:rPr>
+      </w:pPr>
+      <w:r>
+        <w:rPr>
+          <w:rFonts w:ascii="Times New Roman" w:hAnsi="Times New Roman" w:cs="Times New Roman"/>
+          <w:sz w:val="28"/>
+          <w:szCs w:val="28"/>
+        </w:rPr>
+        <w:t>В Microsoft Office:</w:t>
+      </w:r>
+      <w:r>
+        <w:rPr>
+          <w:rFonts w:ascii="Times New Roman" w:hAnsi="Times New Roman" w:cs="Times New Roman"/>
+          <w:sz w:val="28"/>
+          <w:szCs w:val="28"/>
+        </w:rPr>
+        <w:t xml:space="preserve"> п</w:t>
+      </w:r>
+      <w:r>
+        <w:rPr>
+          <w:rFonts w:ascii="Times New Roman" w:hAnsi="Times New Roman" w:cs="Times New Roman"/>
+          <w:sz w:val="28"/>
+          <w:szCs w:val="28"/>
+        </w:rPr>
+        <w:t>рограмма открывает файлы Open Office автоматически через обычное меню «Открыть».</w:t>
+      </w:r>
+    </w:p>
+    <w:p>
+      <w:pPr>
+        <w:tabs>
+          <w:tab w:val="left" w:pos="5976"/>
+        </w:tabs>
+        <w:ind w:firstLine="709"/>
+        <w:jc w:val="both"/>
+        <w:rPr>
+          <w:rFonts w:ascii="Times New Roman" w:hAnsi="Times New Roman" w:cs="Times New Roman"/>
+          <w:sz w:val="28"/>
+          <w:szCs w:val="28"/>
+        </w:rPr>
+      </w:pPr>
+      <w:r>
+        <w:rPr>
+          <w:rFonts w:ascii="Times New Roman" w:hAnsi="Times New Roman" w:cs="Times New Roman"/>
+          <w:sz w:val="28"/>
+          <w:szCs w:val="28"/>
+        </w:rPr>
+        <w:t>Чтобы сохранить файл для Open Office: выберите «Файл»</w:t>
+      </w:r>
+      <w:r>
+        <w:rPr>
+          <w:rFonts w:ascii="Times New Roman" w:hAnsi="Times New Roman" w:cs="Times New Roman"/>
+          <w:sz w:val="28"/>
+          <w:szCs w:val="28"/>
+        </w:rPr>
+        <w:t xml:space="preserve"> </w:t>
+      </w:r>
+      <w:r>
+        <w:rPr>
+          <w:rFonts w:ascii="Times New Roman" w:hAnsi="Times New Roman" w:cs="Times New Roman"/>
+          <w:sz w:val="28"/>
+          <w:szCs w:val="28"/>
+        </w:rPr>
+        <w:t>«Сохранить как» и укажите тип файла «Текст OpenDocument» или «Электронная таблица OpenDocument».</w:t>
+      </w:r>
+    </w:p>
+    <w:p>
+      <w:pPr>
+        <w:tabs>
+          <w:tab w:val="left" w:pos="5976"/>
+        </w:tabs>
+        <w:ind w:firstLine="709"/>
+        <w:jc w:val="both"/>
+        <w:rPr>
+          <w:rFonts w:ascii="Times New Roman" w:hAnsi="Times New Roman" w:cs="Times New Roman"/>
+          <w:sz w:val="28"/>
+          <w:szCs w:val="28"/>
+        </w:rPr>
+      </w:pPr>
+      <w:r>
+        <w:rPr>
+          <w:rFonts w:ascii="Times New Roman" w:hAnsi="Times New Roman" w:cs="Times New Roman"/>
+          <w:sz w:val="28"/>
+          <w:szCs w:val="28"/>
+        </w:rPr>
+        <w:t xml:space="preserve">7. </w:t>
+      </w:r>
+      <w:r>
+        <w:rPr>
+          <w:rFonts w:ascii="Times New Roman" w:hAnsi="Times New Roman" w:cs="Times New Roman"/>
+          <w:sz w:val="28"/>
+          <w:szCs w:val="28"/>
+        </w:rPr>
+        <w:t xml:space="preserve">Обмен данными между офисными программами </w:t>
+      </w:r>
+      <w:r>
+        <w:rPr>
+          <w:rFonts w:ascii="Times New Roman" w:hAnsi="Times New Roman" w:cs="Times New Roman"/>
+          <w:sz w:val="28"/>
+          <w:szCs w:val="28"/>
+        </w:rPr>
+        <w:t>на подобие</w:t>
+      </w:r>
+      <w:r>
+        <w:rPr>
+          <w:rFonts w:ascii="Times New Roman" w:hAnsi="Times New Roman" w:cs="Times New Roman"/>
+          <w:sz w:val="28"/>
+          <w:szCs w:val="28"/>
+        </w:rPr>
+        <w:t xml:space="preserve"> Microsoft Office и сторонними приложениями </w:t>
+      </w:r>
+      <w:r>
+        <w:rPr>
+          <w:rFonts w:ascii="Times New Roman" w:hAnsi="Times New Roman" w:cs="Times New Roman"/>
+          <w:sz w:val="28"/>
+          <w:szCs w:val="28"/>
+        </w:rPr>
+        <w:t xml:space="preserve">как </w:t>
+      </w:r>
+      <w:r>
+        <w:rPr>
+          <w:rFonts w:ascii="Times New Roman" w:hAnsi="Times New Roman" w:cs="Times New Roman"/>
+          <w:sz w:val="28"/>
+          <w:szCs w:val="28"/>
+        </w:rPr>
+        <w:t>графические редакторы, блокноты, браузеры</w:t>
+      </w:r>
+      <w:r>
+        <w:rPr>
+          <w:rFonts w:ascii="Times New Roman" w:hAnsi="Times New Roman" w:cs="Times New Roman"/>
+          <w:sz w:val="28"/>
+          <w:szCs w:val="28"/>
+        </w:rPr>
+        <w:t>,</w:t>
+      </w:r>
+      <w:r>
+        <w:rPr>
+          <w:rFonts w:ascii="Times New Roman" w:hAnsi="Times New Roman" w:cs="Times New Roman"/>
+          <w:sz w:val="28"/>
+          <w:szCs w:val="28"/>
+        </w:rPr>
+        <w:t xml:space="preserve"> возможен почти всегда.</w:t>
+      </w:r>
+    </w:p>
+    <w:p>
+      <w:pPr>
+        <w:ind w:firstLine="709"/>
+        <w:rPr>
+          <w:rFonts w:ascii="Times New Roman" w:hAnsi="Times New Roman" w:cs="Times New Roman"/>
+          <w:sz w:val="28"/>
+          <w:szCs w:val="28"/>
+        </w:rPr>
+      </w:pPr>
+      <w:r>
+        <w:rPr>
+          <w:rFonts w:ascii="Times New Roman" w:hAnsi="Times New Roman" w:cs="Times New Roman"/>
+          <w:sz w:val="28"/>
+          <w:szCs w:val="28"/>
+        </w:rPr>
+        <w:t xml:space="preserve">На таблице </w:t>
+      </w:r>
+      <w:r>
+        <w:rPr>
+          <w:rFonts w:ascii="Times New Roman" w:hAnsi="Times New Roman" w:cs="Times New Roman"/>
+          <w:sz w:val="28"/>
+          <w:szCs w:val="28"/>
+        </w:rPr>
+        <w:t xml:space="preserve">4 </w:t>
+      </w:r>
+      <w:r>
+        <w:rPr>
+          <w:rFonts w:ascii="Times New Roman" w:hAnsi="Times New Roman" w:cs="Times New Roman"/>
+          <w:sz w:val="28"/>
+          <w:szCs w:val="28"/>
+        </w:rPr>
+        <w:t>представлен</w:t>
+      </w:r>
+      <w:r>
+        <w:rPr>
+          <w:rFonts w:ascii="Times New Roman" w:hAnsi="Times New Roman" w:cs="Times New Roman"/>
+          <w:sz w:val="28"/>
+          <w:szCs w:val="28"/>
+        </w:rPr>
+        <w:t xml:space="preserve">ы передачи данных со сторонними приложениями </w:t>
+      </w:r>
+    </w:p>
+    <w:p>
+      <w:pPr>
+        <w:tabs>
+          <w:tab w:val="left" w:pos="5976"/>
+        </w:tabs>
+        <w:ind w:firstLine="709"/>
+        <w:jc w:val="both"/>
+        <w:rPr>
+          <w:rFonts w:ascii="Times New Roman" w:hAnsi="Times New Roman" w:cs="Times New Roman"/>
+          <w:sz w:val="28"/>
+          <w:szCs w:val="28"/>
+        </w:rPr>
+      </w:pPr>
+      <w:r>
+        <w:rPr>
+          <w:rFonts w:ascii="Times New Roman" w:hAnsi="Times New Roman" w:cs="Times New Roman"/>
+          <w:sz w:val="28"/>
+          <w:szCs w:val="28"/>
+        </w:rPr>
+        <w:t>Таблица 4. Обмен данными со сторонними приложениями</w:t>
+      </w:r>
+    </w:p>
+    <w:tbl>
+      <w:tblPr>
+        <w:tblStyle w:val="ac"/>
+        <w:tblW w:w="0" w:type="auto"/>
+        <w:tblInd w:w="0" w:type="dxa"/>
+        <w:tblLook w:val="04A0" w:firstRow="1" w:lastRow="0" w:firstColumn="1" w:lastColumn="0" w:noHBand="0" w:noVBand="1"/>
+      </w:tblPr>
+      <w:tblGrid>
+        <w:gridCol w:w="4672"/>
+        <w:gridCol w:w="4673"/>
+      </w:tblGrid>
+      <w:tr>
+        <w:tc>
+          <w:tcPr>
+            <w:tcW w:w="4672" w:type="dxa"/>
+          </w:tcPr>
+          <w:p>
+            <w:pPr>
+              <w:tabs>
+                <w:tab w:val="left" w:pos="5976"/>
+              </w:tabs>
+              <w:jc w:val="both"/>
+              <w:rPr>
+                <w:rFonts w:ascii="Times New Roman" w:hAnsi="Times New Roman"/>
+                <w:sz w:val="28"/>
+                <w:szCs w:val="28"/>
+              </w:rPr>
+            </w:pPr>
+            <w:r>
+              <w:rPr>
+                <w:rFonts w:ascii="Times New Roman" w:hAnsi="Times New Roman"/>
+                <w:sz w:val="28"/>
+                <w:szCs w:val="28"/>
+              </w:rPr>
+              <w:t>Что можно импортировать</w:t>
+            </w:r>
+          </w:p>
+        </w:tc>
+        <w:tc>
+          <w:tcPr>
+            <w:tcW w:w="4673" w:type="dxa"/>
+          </w:tcPr>
+          <w:p>
+            <w:pPr>
+              <w:tabs>
+                <w:tab w:val="left" w:pos="5976"/>
+              </w:tabs>
+              <w:jc w:val="both"/>
+              <w:rPr>
+                <w:rFonts w:ascii="Times New Roman" w:hAnsi="Times New Roman"/>
+                <w:sz w:val="28"/>
+                <w:szCs w:val="28"/>
+              </w:rPr>
+            </w:pPr>
+            <w:r>
+              <w:rPr>
+                <w:rFonts w:ascii="Times New Roman" w:hAnsi="Times New Roman"/>
+                <w:sz w:val="28"/>
+                <w:szCs w:val="28"/>
+              </w:rPr>
+              <w:t>Форматы для экспорта</w:t>
+            </w:r>
+          </w:p>
+        </w:tc>
+      </w:tr>
+      <w:tr>
+        <w:tc>
+          <w:tcPr>
+            <w:tcW w:w="4672" w:type="dxa"/>
+          </w:tcPr>
+          <w:p>
+            <w:pPr>
+              <w:tabs>
+                <w:tab w:val="left" w:pos="5976"/>
+              </w:tabs>
+              <w:jc w:val="both"/>
+              <w:rPr>
+                <w:rFonts w:ascii="Times New Roman" w:hAnsi="Times New Roman"/>
+                <w:sz w:val="28"/>
+                <w:szCs w:val="28"/>
+              </w:rPr>
+            </w:pPr>
+            <w:r>
+              <w:rPr>
+                <w:rFonts w:ascii="Times New Roman" w:hAnsi="Times New Roman"/>
+                <w:sz w:val="28"/>
+                <w:szCs w:val="28"/>
+              </w:rPr>
+              <w:t>Изображения: фотографии, схемы (.jpg, .png)</w:t>
+            </w:r>
+          </w:p>
+        </w:tc>
+        <w:tc>
+          <w:tcPr>
+            <w:tcW w:w="4673" w:type="dxa"/>
+          </w:tcPr>
+          <w:p>
+            <w:pPr>
+              <w:tabs>
+                <w:tab w:val="left" w:pos="5976"/>
+              </w:tabs>
+              <w:jc w:val="both"/>
+              <w:rPr>
+                <w:rFonts w:ascii="Times New Roman" w:hAnsi="Times New Roman"/>
+                <w:sz w:val="28"/>
+                <w:szCs w:val="28"/>
+              </w:rPr>
+            </w:pPr>
+            <w:r>
+              <w:rPr>
+                <w:rFonts w:ascii="Times New Roman" w:hAnsi="Times New Roman"/>
+                <w:sz w:val="28"/>
+                <w:szCs w:val="28"/>
+              </w:rPr>
+              <w:t>Текст: простые текстовые файлы (.txt)</w:t>
+            </w:r>
+          </w:p>
+        </w:tc>
+      </w:tr>
+      <w:tr>
+        <w:tc>
+          <w:tcPr>
+            <w:tcW w:w="4672" w:type="dxa"/>
+          </w:tcPr>
+          <w:p>
+            <w:pPr>
+              <w:tabs>
+                <w:tab w:val="left" w:pos="5976"/>
+              </w:tabs>
+              <w:jc w:val="both"/>
+              <w:rPr>
+                <w:rFonts w:ascii="Times New Roman" w:hAnsi="Times New Roman"/>
+                <w:sz w:val="28"/>
+                <w:szCs w:val="28"/>
+              </w:rPr>
+            </w:pPr>
+            <w:r>
+              <w:rPr>
+                <w:rFonts w:ascii="Times New Roman" w:hAnsi="Times New Roman"/>
+                <w:sz w:val="28"/>
+                <w:szCs w:val="28"/>
+              </w:rPr>
+              <w:t>Таблицы: данные из баз данных или других редакторов</w:t>
+            </w:r>
+          </w:p>
+        </w:tc>
+        <w:tc>
+          <w:tcPr>
+            <w:tcW w:w="4673" w:type="dxa"/>
+          </w:tcPr>
+          <w:p>
+            <w:pPr>
+              <w:tabs>
+                <w:tab w:val="left" w:pos="5976"/>
+              </w:tabs>
+              <w:jc w:val="both"/>
+              <w:rPr>
+                <w:rFonts w:ascii="Times New Roman" w:hAnsi="Times New Roman"/>
+                <w:sz w:val="28"/>
+                <w:szCs w:val="28"/>
+              </w:rPr>
+            </w:pPr>
+            <w:r>
+              <w:rPr>
+                <w:rFonts w:ascii="Times New Roman" w:hAnsi="Times New Roman"/>
+                <w:sz w:val="28"/>
+                <w:szCs w:val="28"/>
+              </w:rPr>
+              <w:t xml:space="preserve">Универсальные документы: PDF </w:t>
+            </w:r>
+          </w:p>
+        </w:tc>
+      </w:tr>
+      <w:tr>
+        <w:tc>
+          <w:tcPr>
+            <w:tcW w:w="4672" w:type="dxa"/>
+          </w:tcPr>
+          <w:p>
+            <w:pPr>
+              <w:tabs>
+                <w:tab w:val="left" w:pos="5976"/>
+              </w:tabs>
+              <w:jc w:val="both"/>
+              <w:rPr>
+                <w:rFonts w:ascii="Times New Roman" w:hAnsi="Times New Roman"/>
+                <w:sz w:val="28"/>
+                <w:szCs w:val="28"/>
+              </w:rPr>
+            </w:pPr>
+            <w:r>
+              <w:rPr>
+                <w:rFonts w:ascii="Times New Roman" w:hAnsi="Times New Roman"/>
+                <w:sz w:val="28"/>
+                <w:szCs w:val="28"/>
+              </w:rPr>
+              <w:t>Графику: векторные рисунки, логотипы</w:t>
+            </w:r>
+          </w:p>
+        </w:tc>
+        <w:tc>
+          <w:tcPr>
+            <w:tcW w:w="4673" w:type="dxa"/>
+          </w:tcPr>
+          <w:p>
+            <w:pPr>
+              <w:tabs>
+                <w:tab w:val="left" w:pos="5976"/>
+              </w:tabs>
+              <w:jc w:val="both"/>
+              <w:rPr>
+                <w:rFonts w:ascii="Times New Roman" w:hAnsi="Times New Roman"/>
+                <w:sz w:val="28"/>
+                <w:szCs w:val="28"/>
+              </w:rPr>
+            </w:pPr>
+            <w:r>
+              <w:rPr>
+                <w:rFonts w:ascii="Times New Roman" w:hAnsi="Times New Roman"/>
+                <w:sz w:val="28"/>
+                <w:szCs w:val="28"/>
+              </w:rPr>
+              <w:t>Веб-страницы: формат HTML для браузеров</w:t>
+            </w:r>
+          </w:p>
+        </w:tc>
+      </w:tr>
+      <w:tr>
+        <w:tc>
+          <w:tcPr>
+            <w:tcW w:w="4672" w:type="dxa"/>
+          </w:tcPr>
+          <w:p>
+            <w:pPr>
+              <w:tabs>
+                <w:tab w:val="left" w:pos="5976"/>
+              </w:tabs>
+              <w:jc w:val="both"/>
+              <w:rPr>
+                <w:rFonts w:ascii="Times New Roman" w:hAnsi="Times New Roman"/>
+                <w:sz w:val="28"/>
+                <w:szCs w:val="28"/>
+              </w:rPr>
+            </w:pPr>
+            <w:r>
+              <w:rPr>
+                <w:rFonts w:ascii="Times New Roman" w:hAnsi="Times New Roman"/>
+                <w:sz w:val="28"/>
+                <w:szCs w:val="28"/>
+              </w:rPr>
+              <w:t>Мультимедиа: видео и звук в презентации</w:t>
+            </w:r>
+          </w:p>
+        </w:tc>
+        <w:tc>
+          <w:tcPr>
+            <w:tcW w:w="4673" w:type="dxa"/>
+          </w:tcPr>
+          <w:p>
+            <w:pPr>
+              <w:tabs>
+                <w:tab w:val="left" w:pos="5976"/>
+              </w:tabs>
+              <w:jc w:val="both"/>
+              <w:rPr>
+                <w:rFonts w:ascii="Times New Roman" w:hAnsi="Times New Roman"/>
+                <w:sz w:val="28"/>
+                <w:szCs w:val="28"/>
+              </w:rPr>
+            </w:pPr>
+            <w:r>
+              <w:rPr>
+                <w:rFonts w:ascii="Times New Roman" w:hAnsi="Times New Roman"/>
+                <w:sz w:val="28"/>
+                <w:szCs w:val="28"/>
+              </w:rPr>
+              <w:t>Изображения: сохранение слайда как картинки</w:t>
+            </w:r>
+          </w:p>
+        </w:tc>
+      </w:tr>
+    </w:tbl>
+    <w:p>
+      <w:pPr>
+        <w:tabs>
+          <w:tab w:val="left" w:pos="5976"/>
+        </w:tabs>
+        <w:spacing w:after="0" w:line="360" w:lineRule="auto"/>
+        <w:ind w:firstLine="709"/>
+        <w:jc w:val="both"/>
+        <w:rPr>
+          <w:rFonts w:ascii="Times New Roman" w:hAnsi="Times New Roman" w:cs="Times New Roman"/>
+          <w:sz w:val="28"/>
+          <w:szCs w:val="28"/>
+        </w:rPr>
+      </w:pPr>
+      <w:r>
+        <w:rPr>
+          <w:rFonts w:ascii="Times New Roman" w:hAnsi="Times New Roman" w:cs="Times New Roman"/>
+          <w:sz w:val="28"/>
+          <w:szCs w:val="28"/>
+        </w:rPr>
+        <w:t xml:space="preserve">8. </w:t>
+      </w:r>
+      <w:r>
+        <w:rPr>
+          <w:rFonts w:ascii="Times New Roman" w:hAnsi="Times New Roman" w:cs="Times New Roman"/>
+          <w:sz w:val="28"/>
+          <w:szCs w:val="28"/>
+        </w:rPr>
+        <w:t>Проведите сравнительный анализ интерфейсов программ Word и Writer, Excel и Calc, Power и Point Impress.</w:t>
+      </w:r>
+    </w:p>
+    <w:p>
+      <w:pPr>
+        <w:ind w:firstLine="709"/>
+        <w:rPr>
+          <w:rFonts w:ascii="Times New Roman" w:hAnsi="Times New Roman" w:cs="Times New Roman"/>
+          <w:sz w:val="28"/>
+          <w:szCs w:val="28"/>
+        </w:rPr>
+      </w:pPr>
+      <w:r>
+        <w:rPr>
+          <w:rFonts w:ascii="Times New Roman" w:hAnsi="Times New Roman" w:cs="Times New Roman"/>
+          <w:sz w:val="28"/>
+          <w:szCs w:val="28"/>
+        </w:rPr>
+        <w:t>На таблице 5 представлены сравнения элементов интерфейса</w:t>
+      </w:r>
+    </w:p>
+    <w:p>
+      <w:pPr>
+        <w:tabs>
+          <w:tab w:val="left" w:pos="5976"/>
+        </w:tabs>
+        <w:spacing w:after="0" w:line="360" w:lineRule="auto"/>
+        <w:ind w:firstLine="709"/>
+        <w:jc w:val="both"/>
+        <w:rPr>
+          <w:rFonts w:ascii="Times New Roman" w:hAnsi="Times New Roman" w:cs="Times New Roman"/>
+          <w:sz w:val="28"/>
+          <w:szCs w:val="28"/>
+        </w:rPr>
+      </w:pPr>
+      <w:r>
+        <w:rPr>
+          <w:rFonts w:ascii="Times New Roman" w:hAnsi="Times New Roman" w:cs="Times New Roman"/>
+          <w:sz w:val="28"/>
+          <w:szCs w:val="28"/>
+        </w:rPr>
+        <w:t>Таблица 4. Сравнение элементов интерфейса</w:t>
+      </w:r>
+    </w:p>
+    <w:tbl>
+      <w:tblPr>
+        <w:tblStyle w:val="ac"/>
+        <w:tblW w:w="0" w:type="auto"/>
+        <w:tblInd w:w="0" w:type="dxa"/>
+        <w:tblLook w:val="04A0" w:firstRow="1" w:lastRow="0" w:firstColumn="1" w:lastColumn="0" w:noHBand="0" w:noVBand="1"/>
+      </w:tblPr>
+      <w:tblGrid>
+        <w:gridCol w:w="3115"/>
+        <w:gridCol w:w="3115"/>
+        <w:gridCol w:w="3115"/>
+      </w:tblGrid>
+      <w:tr>
+        <w:tc>
+          <w:tcPr>
+            <w:tcW w:w="3115" w:type="dxa"/>
+          </w:tcPr>
+          <w:p>
+            <w:pPr>
+              <w:tabs>
+                <w:tab w:val="left" w:pos="5976"/>
+              </w:tabs>
+              <w:spacing w:line="360" w:lineRule="auto"/>
+              <w:jc w:val="both"/>
+              <w:rPr>
+                <w:rFonts w:ascii="Times New Roman" w:hAnsi="Times New Roman"/>
+                <w:sz w:val="28"/>
+                <w:szCs w:val="28"/>
+              </w:rPr>
+            </w:pPr>
+            <w:r>
+              <w:rPr>
+                <w:rFonts w:ascii="Times New Roman" w:hAnsi="Times New Roman"/>
+                <w:sz w:val="28"/>
+                <w:szCs w:val="28"/>
+              </w:rPr>
+              <w:lastRenderedPageBreak/>
+              <w:t>Параметр</w:t>
+            </w:r>
+          </w:p>
+        </w:tc>
+        <w:tc>
+          <w:tcPr>
+            <w:tcW w:w="3115" w:type="dxa"/>
+          </w:tcPr>
+          <w:p>
+            <w:pPr>
+              <w:tabs>
+                <w:tab w:val="left" w:pos="5976"/>
+              </w:tabs>
+              <w:spacing w:line="360" w:lineRule="auto"/>
+              <w:jc w:val="both"/>
+              <w:rPr>
+                <w:rFonts w:ascii="Times New Roman" w:hAnsi="Times New Roman"/>
+                <w:sz w:val="28"/>
+                <w:szCs w:val="28"/>
+                <w:lang w:val="en-US"/>
+              </w:rPr>
+            </w:pPr>
+            <w:r>
+              <w:rPr>
+                <w:rFonts w:ascii="Times New Roman" w:hAnsi="Times New Roman"/>
+                <w:sz w:val="28"/>
+                <w:szCs w:val="28"/>
+                <w:lang w:val="en-US"/>
+              </w:rPr>
+              <w:t>Microsoft Office</w:t>
+            </w:r>
+            <w:r>
+              <w:rPr>
+                <w:rFonts w:ascii="Times New Roman" w:hAnsi="Times New Roman"/>
+                <w:sz w:val="28"/>
+                <w:szCs w:val="28"/>
+                <w:lang w:val="en-US"/>
+              </w:rPr>
+              <w:t xml:space="preserve"> </w:t>
+            </w:r>
+            <w:r>
+              <w:rPr>
+                <w:rFonts w:ascii="Times New Roman" w:hAnsi="Times New Roman"/>
+                <w:sz w:val="28"/>
+                <w:szCs w:val="28"/>
+                <w:lang w:val="en-US"/>
+              </w:rPr>
+              <w:t>(Word, Excel, PowerPoint)</w:t>
+            </w:r>
+          </w:p>
+        </w:tc>
+        <w:tc>
+          <w:tcPr>
+            <w:tcW w:w="3115" w:type="dxa"/>
+          </w:tcPr>
+          <w:p>
+            <w:pPr>
+              <w:tabs>
+                <w:tab w:val="left" w:pos="5976"/>
+              </w:tabs>
+              <w:spacing w:line="360" w:lineRule="auto"/>
+              <w:jc w:val="both"/>
+              <w:rPr>
+                <w:rFonts w:ascii="Times New Roman" w:hAnsi="Times New Roman"/>
+                <w:sz w:val="28"/>
+                <w:szCs w:val="28"/>
+                <w:lang w:val="en-US"/>
+              </w:rPr>
+            </w:pPr>
+            <w:r>
+              <w:rPr>
+                <w:rFonts w:ascii="Times New Roman" w:hAnsi="Times New Roman"/>
+                <w:sz w:val="28"/>
+                <w:szCs w:val="28"/>
+                <w:lang w:val="en-US"/>
+              </w:rPr>
+              <w:t>Open Office</w:t>
+            </w:r>
+            <w:r>
+              <w:rPr>
+                <w:rFonts w:ascii="Times New Roman" w:hAnsi="Times New Roman"/>
+                <w:sz w:val="28"/>
+                <w:szCs w:val="28"/>
+                <w:lang w:val="en-US"/>
+              </w:rPr>
+              <w:t xml:space="preserve"> </w:t>
+            </w:r>
+            <w:r>
+              <w:rPr>
+                <w:rFonts w:ascii="Times New Roman" w:hAnsi="Times New Roman"/>
+                <w:sz w:val="28"/>
+                <w:szCs w:val="28"/>
+                <w:lang w:val="en-US"/>
+              </w:rPr>
+              <w:t>(Writer, Calc, Impress)</w:t>
+            </w:r>
+          </w:p>
+        </w:tc>
+      </w:tr>
+      <w:tr>
+        <w:tc>
+          <w:tcPr>
+            <w:tcW w:w="3115" w:type="dxa"/>
+          </w:tcPr>
+          <w:p>
+            <w:pPr>
+              <w:tabs>
+                <w:tab w:val="left" w:pos="5976"/>
+              </w:tabs>
+              <w:spacing w:line="360" w:lineRule="auto"/>
+              <w:jc w:val="both"/>
+              <w:rPr>
+                <w:rFonts w:ascii="Times New Roman" w:hAnsi="Times New Roman"/>
+                <w:sz w:val="28"/>
+                <w:szCs w:val="28"/>
+              </w:rPr>
+            </w:pPr>
+            <w:r>
+              <w:rPr>
+                <w:rFonts w:ascii="Times New Roman" w:hAnsi="Times New Roman"/>
+                <w:sz w:val="28"/>
+                <w:szCs w:val="28"/>
+              </w:rPr>
+              <w:t>Основной стиль</w:t>
+            </w:r>
+          </w:p>
+        </w:tc>
+        <w:tc>
+          <w:tcPr>
+            <w:tcW w:w="3115" w:type="dxa"/>
+          </w:tcPr>
+          <w:p>
+            <w:pPr>
+              <w:tabs>
+                <w:tab w:val="left" w:pos="5976"/>
+              </w:tabs>
+              <w:spacing w:line="360" w:lineRule="auto"/>
+              <w:jc w:val="both"/>
+              <w:rPr>
+                <w:rFonts w:ascii="Times New Roman" w:hAnsi="Times New Roman"/>
+                <w:sz w:val="28"/>
+                <w:szCs w:val="28"/>
+              </w:rPr>
+            </w:pPr>
+            <w:r>
+              <w:rPr>
+                <w:rFonts w:ascii="Times New Roman" w:hAnsi="Times New Roman"/>
+                <w:sz w:val="28"/>
+                <w:szCs w:val="28"/>
+              </w:rPr>
+              <w:t xml:space="preserve">Ленточный интерфейс </w:t>
+            </w:r>
+          </w:p>
+        </w:tc>
+        <w:tc>
+          <w:tcPr>
+            <w:tcW w:w="3115" w:type="dxa"/>
+          </w:tcPr>
+          <w:p>
+            <w:pPr>
+              <w:tabs>
+                <w:tab w:val="left" w:pos="5976"/>
+              </w:tabs>
+              <w:spacing w:line="360" w:lineRule="auto"/>
+              <w:jc w:val="both"/>
+              <w:rPr>
+                <w:rFonts w:ascii="Times New Roman" w:hAnsi="Times New Roman"/>
+                <w:sz w:val="28"/>
+                <w:szCs w:val="28"/>
+              </w:rPr>
+            </w:pPr>
+            <w:r>
+              <w:rPr>
+                <w:rFonts w:ascii="Times New Roman" w:hAnsi="Times New Roman"/>
+                <w:sz w:val="28"/>
+                <w:szCs w:val="28"/>
+              </w:rPr>
+              <w:t>Классическое меню и панели</w:t>
+            </w:r>
+          </w:p>
+        </w:tc>
+      </w:tr>
+      <w:tr>
+        <w:tc>
+          <w:tcPr>
+            <w:tcW w:w="3115" w:type="dxa"/>
+          </w:tcPr>
+          <w:p>
+            <w:pPr>
+              <w:tabs>
+                <w:tab w:val="left" w:pos="5976"/>
+              </w:tabs>
+              <w:spacing w:line="360" w:lineRule="auto"/>
+              <w:jc w:val="both"/>
+              <w:rPr>
+                <w:rFonts w:ascii="Times New Roman" w:hAnsi="Times New Roman"/>
+                <w:sz w:val="28"/>
+                <w:szCs w:val="28"/>
+              </w:rPr>
+            </w:pPr>
+            <w:r>
+              <w:rPr>
+                <w:rFonts w:ascii="Times New Roman" w:hAnsi="Times New Roman"/>
+                <w:sz w:val="28"/>
+                <w:szCs w:val="28"/>
+              </w:rPr>
+              <w:t>Настройка</w:t>
+            </w:r>
+          </w:p>
+        </w:tc>
+        <w:tc>
+          <w:tcPr>
+            <w:tcW w:w="3115" w:type="dxa"/>
+          </w:tcPr>
+          <w:p>
+            <w:pPr>
+              <w:tabs>
+                <w:tab w:val="left" w:pos="5976"/>
+              </w:tabs>
+              <w:spacing w:line="360" w:lineRule="auto"/>
+              <w:jc w:val="both"/>
+              <w:rPr>
+                <w:rFonts w:ascii="Times New Roman" w:hAnsi="Times New Roman"/>
+                <w:sz w:val="28"/>
+                <w:szCs w:val="28"/>
+              </w:rPr>
+            </w:pPr>
+            <w:r>
+              <w:rPr>
+                <w:rFonts w:ascii="Times New Roman" w:hAnsi="Times New Roman"/>
+                <w:sz w:val="28"/>
+                <w:szCs w:val="28"/>
+              </w:rPr>
+              <w:t>Сложно менять кнопки под себя</w:t>
+            </w:r>
+          </w:p>
+        </w:tc>
+        <w:tc>
+          <w:tcPr>
+            <w:tcW w:w="3115" w:type="dxa"/>
+          </w:tcPr>
+          <w:p>
+            <w:pPr>
+              <w:tabs>
+                <w:tab w:val="left" w:pos="5976"/>
+              </w:tabs>
+              <w:spacing w:line="360" w:lineRule="auto"/>
+              <w:jc w:val="both"/>
+              <w:rPr>
+                <w:rFonts w:ascii="Times New Roman" w:hAnsi="Times New Roman"/>
+                <w:sz w:val="28"/>
+                <w:szCs w:val="28"/>
+              </w:rPr>
+            </w:pPr>
+            <w:r>
+              <w:rPr>
+                <w:rFonts w:ascii="Times New Roman" w:hAnsi="Times New Roman"/>
+                <w:sz w:val="28"/>
+                <w:szCs w:val="28"/>
+              </w:rPr>
+              <w:t>Очень гибкая настройка панелей</w:t>
+            </w:r>
+          </w:p>
+        </w:tc>
+      </w:tr>
+      <w:tr>
+        <w:tc>
+          <w:tcPr>
+            <w:tcW w:w="3115" w:type="dxa"/>
+          </w:tcPr>
+          <w:p>
+            <w:pPr>
+              <w:tabs>
+                <w:tab w:val="left" w:pos="5976"/>
+              </w:tabs>
+              <w:spacing w:line="360" w:lineRule="auto"/>
+              <w:jc w:val="both"/>
+              <w:rPr>
+                <w:rFonts w:ascii="Times New Roman" w:hAnsi="Times New Roman"/>
+                <w:sz w:val="28"/>
+                <w:szCs w:val="28"/>
+              </w:rPr>
+            </w:pPr>
+            <w:r>
+              <w:rPr>
+                <w:rFonts w:ascii="Times New Roman" w:hAnsi="Times New Roman"/>
+                <w:sz w:val="28"/>
+                <w:szCs w:val="28"/>
+              </w:rPr>
+              <w:t>Доп</w:t>
+            </w:r>
+            <w:r>
+              <w:rPr>
+                <w:rFonts w:ascii="Times New Roman" w:hAnsi="Times New Roman"/>
+                <w:sz w:val="28"/>
+                <w:szCs w:val="28"/>
+              </w:rPr>
+              <w:t xml:space="preserve">олнительные </w:t>
+            </w:r>
+            <w:r>
+              <w:rPr>
+                <w:rFonts w:ascii="Times New Roman" w:hAnsi="Times New Roman"/>
+                <w:sz w:val="28"/>
+                <w:szCs w:val="28"/>
+              </w:rPr>
+              <w:t>панели</w:t>
+            </w:r>
+          </w:p>
+        </w:tc>
+        <w:tc>
+          <w:tcPr>
+            <w:tcW w:w="3115" w:type="dxa"/>
+          </w:tcPr>
+          <w:p>
+            <w:pPr>
+              <w:tabs>
+                <w:tab w:val="left" w:pos="5976"/>
+              </w:tabs>
+              <w:spacing w:line="360" w:lineRule="auto"/>
+              <w:jc w:val="both"/>
+              <w:rPr>
+                <w:rFonts w:ascii="Times New Roman" w:hAnsi="Times New Roman"/>
+                <w:sz w:val="28"/>
+                <w:szCs w:val="28"/>
+              </w:rPr>
+            </w:pPr>
+            <w:r>
+              <w:rPr>
+                <w:rFonts w:ascii="Times New Roman" w:hAnsi="Times New Roman"/>
+                <w:sz w:val="28"/>
+                <w:szCs w:val="28"/>
+              </w:rPr>
+              <w:t>Всплывающие окна настроек</w:t>
+            </w:r>
+          </w:p>
+        </w:tc>
+        <w:tc>
+          <w:tcPr>
+            <w:tcW w:w="3115" w:type="dxa"/>
+          </w:tcPr>
+          <w:p>
+            <w:pPr>
+              <w:tabs>
+                <w:tab w:val="left" w:pos="5976"/>
+              </w:tabs>
+              <w:spacing w:line="360" w:lineRule="auto"/>
+              <w:jc w:val="both"/>
+              <w:rPr>
+                <w:rFonts w:ascii="Times New Roman" w:hAnsi="Times New Roman"/>
+                <w:sz w:val="28"/>
+                <w:szCs w:val="28"/>
+              </w:rPr>
+            </w:pPr>
+            <w:r>
+              <w:rPr>
+                <w:rFonts w:ascii="Times New Roman" w:hAnsi="Times New Roman"/>
+                <w:sz w:val="28"/>
+                <w:szCs w:val="28"/>
+              </w:rPr>
+              <w:t>Постоянная боковая панель справа</w:t>
+            </w:r>
+          </w:p>
+        </w:tc>
+      </w:tr>
+      <w:tr>
+        <w:tc>
+          <w:tcPr>
+            <w:tcW w:w="3115" w:type="dxa"/>
+          </w:tcPr>
+          <w:p>
+            <w:pPr>
+              <w:tabs>
+                <w:tab w:val="left" w:pos="5976"/>
+              </w:tabs>
+              <w:spacing w:line="360" w:lineRule="auto"/>
+              <w:jc w:val="both"/>
+              <w:rPr>
+                <w:rFonts w:ascii="Times New Roman" w:hAnsi="Times New Roman"/>
+                <w:sz w:val="28"/>
+                <w:szCs w:val="28"/>
+              </w:rPr>
+            </w:pPr>
+            <w:r>
+              <w:rPr>
+                <w:rFonts w:ascii="Times New Roman" w:hAnsi="Times New Roman"/>
+                <w:sz w:val="28"/>
+                <w:szCs w:val="28"/>
+              </w:rPr>
+              <w:t>Поиск функций</w:t>
+            </w:r>
+          </w:p>
+        </w:tc>
+        <w:tc>
+          <w:tcPr>
+            <w:tcW w:w="3115" w:type="dxa"/>
+          </w:tcPr>
+          <w:p>
+            <w:pPr>
+              <w:tabs>
+                <w:tab w:val="left" w:pos="5976"/>
+              </w:tabs>
+              <w:spacing w:line="360" w:lineRule="auto"/>
+              <w:jc w:val="both"/>
+              <w:rPr>
+                <w:rFonts w:ascii="Times New Roman" w:hAnsi="Times New Roman"/>
+                <w:sz w:val="28"/>
+                <w:szCs w:val="28"/>
+              </w:rPr>
+            </w:pPr>
+            <w:r>
+              <w:rPr>
+                <w:rFonts w:ascii="Times New Roman" w:hAnsi="Times New Roman"/>
+                <w:sz w:val="28"/>
+                <w:szCs w:val="28"/>
+              </w:rPr>
+              <w:t>Поиск прямо в заголовке программы</w:t>
+            </w:r>
+          </w:p>
+        </w:tc>
+        <w:tc>
+          <w:tcPr>
+            <w:tcW w:w="3115" w:type="dxa"/>
+          </w:tcPr>
+          <w:p>
+            <w:pPr>
+              <w:tabs>
+                <w:tab w:val="left" w:pos="5976"/>
+              </w:tabs>
+              <w:spacing w:line="360" w:lineRule="auto"/>
+              <w:jc w:val="both"/>
+              <w:rPr>
+                <w:rFonts w:ascii="Times New Roman" w:hAnsi="Times New Roman"/>
+                <w:sz w:val="28"/>
+                <w:szCs w:val="28"/>
+              </w:rPr>
+            </w:pPr>
+            <w:r>
+              <w:rPr>
+                <w:rFonts w:ascii="Times New Roman" w:hAnsi="Times New Roman"/>
+                <w:sz w:val="28"/>
+                <w:szCs w:val="28"/>
+              </w:rPr>
+              <w:t>Через стандартную справку и меню</w:t>
+            </w:r>
+          </w:p>
+        </w:tc>
+      </w:tr>
+    </w:tbl>
+    <w:p>
+      <w:pPr>
+        <w:tabs>
+          <w:tab w:val="left" w:pos="5976"/>
+        </w:tabs>
+        <w:spacing w:after="0" w:line="360" w:lineRule="auto"/>
+        <w:ind w:firstLine="709"/>
+        <w:jc w:val="both"/>
+        <w:rPr>
+          <w:rFonts w:ascii="Times New Roman" w:hAnsi="Times New Roman" w:cs="Times New Roman"/>
+          <w:sz w:val="28"/>
+          <w:szCs w:val="28"/>
+        </w:rPr>
+      </w:pPr>
+      <w:r>
+        <w:rPr>
+          <w:rFonts w:ascii="Times New Roman" w:hAnsi="Times New Roman" w:cs="Times New Roman"/>
+          <w:sz w:val="28"/>
+          <w:szCs w:val="28"/>
+        </w:rPr>
+        <w:t xml:space="preserve">9. </w:t>
+      </w:r>
+      <w:r>
+        <w:rPr>
+          <w:rFonts w:ascii="Times New Roman" w:hAnsi="Times New Roman" w:cs="Times New Roman"/>
+          <w:sz w:val="28"/>
+          <w:szCs w:val="28"/>
+        </w:rPr>
+        <w:t xml:space="preserve"> Критерии для сравнительного функционального анализа</w:t>
+      </w:r>
+    </w:p>
+    <w:p>
+      <w:pPr>
+        <w:tabs>
+          <w:tab w:val="left" w:pos="5976"/>
+        </w:tabs>
+        <w:spacing w:after="0" w:line="360" w:lineRule="auto"/>
+        <w:ind w:firstLine="709"/>
+        <w:jc w:val="both"/>
+        <w:rPr>
+          <w:rFonts w:ascii="Times New Roman" w:hAnsi="Times New Roman" w:cs="Times New Roman"/>
+          <w:sz w:val="28"/>
+          <w:szCs w:val="28"/>
+        </w:rPr>
+      </w:pPr>
+      <w:r>
+        <w:rPr>
+          <w:rFonts w:ascii="Times New Roman" w:hAnsi="Times New Roman" w:cs="Times New Roman"/>
+          <w:sz w:val="28"/>
+          <w:szCs w:val="28"/>
+        </w:rPr>
+        <w:t>Для сравнения офисных пакетов выбраны следующие критерии</w:t>
+      </w:r>
+      <w:r>
+        <w:rPr>
+          <w:rFonts w:ascii="Times New Roman" w:hAnsi="Times New Roman" w:cs="Times New Roman"/>
+          <w:sz w:val="28"/>
+          <w:szCs w:val="28"/>
+        </w:rPr>
+        <w:t>.</w:t>
+      </w:r>
+    </w:p>
+    <w:p>
+      <w:pPr>
+        <w:tabs>
+          <w:tab w:val="left" w:pos="5976"/>
+        </w:tabs>
+        <w:spacing w:after="0" w:line="360" w:lineRule="auto"/>
+        <w:ind w:firstLine="709"/>
+        <w:jc w:val="both"/>
+        <w:rPr>
+          <w:rFonts w:ascii="Times New Roman" w:hAnsi="Times New Roman" w:cs="Times New Roman"/>
+          <w:sz w:val="28"/>
+          <w:szCs w:val="28"/>
+        </w:rPr>
+      </w:pPr>
+      <w:r>
+        <w:rPr>
+          <w:rFonts w:ascii="Times New Roman" w:hAnsi="Times New Roman" w:cs="Times New Roman"/>
+          <w:sz w:val="28"/>
+          <w:szCs w:val="28"/>
+        </w:rPr>
+        <w:t xml:space="preserve">Совместимость форматов: </w:t>
+      </w:r>
+      <w:r>
+        <w:rPr>
+          <w:rFonts w:ascii="Times New Roman" w:hAnsi="Times New Roman" w:cs="Times New Roman"/>
+          <w:sz w:val="28"/>
+          <w:szCs w:val="28"/>
+        </w:rPr>
+        <w:t>н</w:t>
+      </w:r>
+      <w:r>
+        <w:rPr>
+          <w:rFonts w:ascii="Times New Roman" w:hAnsi="Times New Roman" w:cs="Times New Roman"/>
+          <w:sz w:val="28"/>
+          <w:szCs w:val="28"/>
+        </w:rPr>
+        <w:t>асколько легко программа открывает чужие файлы.</w:t>
+      </w:r>
+    </w:p>
+    <w:p>
+      <w:pPr>
+        <w:tabs>
+          <w:tab w:val="left" w:pos="5976"/>
+        </w:tabs>
+        <w:spacing w:after="0" w:line="360" w:lineRule="auto"/>
+        <w:ind w:firstLine="709"/>
+        <w:jc w:val="both"/>
+        <w:rPr>
+          <w:rFonts w:ascii="Times New Roman" w:hAnsi="Times New Roman" w:cs="Times New Roman"/>
+          <w:sz w:val="28"/>
+          <w:szCs w:val="28"/>
+        </w:rPr>
+      </w:pPr>
+      <w:r>
+        <w:rPr>
+          <w:rFonts w:ascii="Times New Roman" w:hAnsi="Times New Roman" w:cs="Times New Roman"/>
+          <w:sz w:val="28"/>
+          <w:szCs w:val="28"/>
+        </w:rPr>
+        <w:t xml:space="preserve">Сложность функций: </w:t>
+      </w:r>
+      <w:r>
+        <w:rPr>
+          <w:rFonts w:ascii="Times New Roman" w:hAnsi="Times New Roman" w:cs="Times New Roman"/>
+          <w:sz w:val="28"/>
+          <w:szCs w:val="28"/>
+        </w:rPr>
+        <w:t>н</w:t>
+      </w:r>
+      <w:r>
+        <w:rPr>
+          <w:rFonts w:ascii="Times New Roman" w:hAnsi="Times New Roman" w:cs="Times New Roman"/>
+          <w:sz w:val="28"/>
+          <w:szCs w:val="28"/>
+        </w:rPr>
+        <w:t>аличие продвинутых инструментов для расчетов и оформления.</w:t>
+      </w:r>
+    </w:p>
+    <w:p>
+      <w:pPr>
+        <w:tabs>
+          <w:tab w:val="left" w:pos="5976"/>
+        </w:tabs>
+        <w:spacing w:after="0" w:line="360" w:lineRule="auto"/>
+        <w:ind w:firstLine="709"/>
+        <w:jc w:val="both"/>
+        <w:rPr>
+          <w:rFonts w:ascii="Times New Roman" w:hAnsi="Times New Roman" w:cs="Times New Roman"/>
+          <w:sz w:val="28"/>
+          <w:szCs w:val="28"/>
+        </w:rPr>
+      </w:pPr>
+      <w:r>
+        <w:rPr>
+          <w:rFonts w:ascii="Times New Roman" w:hAnsi="Times New Roman" w:cs="Times New Roman"/>
+          <w:sz w:val="28"/>
+          <w:szCs w:val="28"/>
+        </w:rPr>
+        <w:t xml:space="preserve">Автоматизация: </w:t>
+      </w:r>
+      <w:r>
+        <w:rPr>
+          <w:rFonts w:ascii="Times New Roman" w:hAnsi="Times New Roman" w:cs="Times New Roman"/>
+          <w:sz w:val="28"/>
+          <w:szCs w:val="28"/>
+        </w:rPr>
+        <w:t>в</w:t>
+      </w:r>
+      <w:r>
+        <w:rPr>
+          <w:rFonts w:ascii="Times New Roman" w:hAnsi="Times New Roman" w:cs="Times New Roman"/>
+          <w:sz w:val="28"/>
+          <w:szCs w:val="28"/>
+        </w:rPr>
+        <w:t>озможность создавать макросы.</w:t>
+      </w:r>
+    </w:p>
+    <w:p>
+      <w:pPr>
+        <w:tabs>
+          <w:tab w:val="left" w:pos="5976"/>
+        </w:tabs>
+        <w:spacing w:after="0" w:line="360" w:lineRule="auto"/>
+        <w:ind w:firstLine="709"/>
+        <w:jc w:val="both"/>
+        <w:rPr>
+          <w:rFonts w:ascii="Times New Roman" w:hAnsi="Times New Roman" w:cs="Times New Roman"/>
+          <w:sz w:val="28"/>
+          <w:szCs w:val="28"/>
+        </w:rPr>
+      </w:pPr>
+      <w:r>
+        <w:rPr>
+          <w:rFonts w:ascii="Times New Roman" w:hAnsi="Times New Roman" w:cs="Times New Roman"/>
+          <w:sz w:val="28"/>
+          <w:szCs w:val="28"/>
+        </w:rPr>
+        <w:t xml:space="preserve">Цена и условия: </w:t>
+      </w:r>
+      <w:r>
+        <w:rPr>
+          <w:rFonts w:ascii="Times New Roman" w:hAnsi="Times New Roman" w:cs="Times New Roman"/>
+          <w:sz w:val="28"/>
+          <w:szCs w:val="28"/>
+        </w:rPr>
+        <w:t>с</w:t>
+      </w:r>
+      <w:r>
+        <w:rPr>
+          <w:rFonts w:ascii="Times New Roman" w:hAnsi="Times New Roman" w:cs="Times New Roman"/>
+          <w:sz w:val="28"/>
+          <w:szCs w:val="28"/>
+        </w:rPr>
+        <w:t>тоимость покупки и тип лицензии.</w:t>
+      </w:r>
+    </w:p>
+    <w:p>
+      <w:pPr>
+        <w:tabs>
+          <w:tab w:val="left" w:pos="5976"/>
+        </w:tabs>
+        <w:spacing w:after="0" w:line="360" w:lineRule="auto"/>
+        <w:ind w:firstLine="709"/>
+        <w:jc w:val="both"/>
+        <w:rPr>
+          <w:rFonts w:ascii="Times New Roman" w:hAnsi="Times New Roman" w:cs="Times New Roman"/>
+          <w:sz w:val="28"/>
+          <w:szCs w:val="28"/>
+        </w:rPr>
+      </w:pPr>
+      <w:r>
+        <w:rPr>
+          <w:rFonts w:ascii="Times New Roman" w:hAnsi="Times New Roman" w:cs="Times New Roman"/>
+          <w:sz w:val="28"/>
+          <w:szCs w:val="28"/>
+        </w:rPr>
+        <w:t xml:space="preserve">Системные требования: </w:t>
+      </w:r>
+      <w:r>
+        <w:rPr>
+          <w:rFonts w:ascii="Times New Roman" w:hAnsi="Times New Roman" w:cs="Times New Roman"/>
+          <w:sz w:val="28"/>
+          <w:szCs w:val="28"/>
+        </w:rPr>
+        <w:t>н</w:t>
+      </w:r>
+      <w:r>
+        <w:rPr>
+          <w:rFonts w:ascii="Times New Roman" w:hAnsi="Times New Roman" w:cs="Times New Roman"/>
+          <w:sz w:val="28"/>
+          <w:szCs w:val="28"/>
+        </w:rPr>
+        <w:t>асколько мощный компьютер нужен для быстрой работы.</w:t>
+      </w:r>
+    </w:p>
+    <w:p>
+      <w:pPr>
+        <w:tabs>
+          <w:tab w:val="left" w:pos="5976"/>
+        </w:tabs>
+        <w:spacing w:after="0" w:line="360" w:lineRule="auto"/>
+        <w:ind w:firstLine="709"/>
+        <w:jc w:val="both"/>
+        <w:rPr>
+          <w:rFonts w:ascii="Times New Roman" w:hAnsi="Times New Roman" w:cs="Times New Roman"/>
+          <w:sz w:val="28"/>
+          <w:szCs w:val="28"/>
+        </w:rPr>
+      </w:pPr>
+      <w:r>
+        <w:rPr>
+          <w:rFonts w:ascii="Times New Roman" w:hAnsi="Times New Roman" w:cs="Times New Roman"/>
+          <w:sz w:val="28"/>
+          <w:szCs w:val="28"/>
+        </w:rPr>
+        <w:t>10. Результаты анализа программ с аналогичным функционалом</w:t>
+      </w:r>
+    </w:p>
+    <w:p>
+      <w:pPr>
+        <w:tabs>
+          <w:tab w:val="left" w:pos="5976"/>
+        </w:tabs>
+        <w:spacing w:after="0" w:line="360" w:lineRule="auto"/>
+        <w:ind w:firstLine="709"/>
+        <w:jc w:val="both"/>
+        <w:rPr>
+          <w:rFonts w:ascii="Times New Roman" w:hAnsi="Times New Roman" w:cs="Times New Roman"/>
+          <w:sz w:val="28"/>
+          <w:szCs w:val="28"/>
+        </w:rPr>
+      </w:pPr>
+      <w:r>
+        <w:rPr>
+          <w:rFonts w:ascii="Times New Roman" w:hAnsi="Times New Roman" w:cs="Times New Roman"/>
+          <w:sz w:val="28"/>
+          <w:szCs w:val="28"/>
+        </w:rPr>
+        <w:t xml:space="preserve">На таблице </w:t>
+      </w:r>
+      <w:r>
+        <w:rPr>
+          <w:rFonts w:ascii="Times New Roman" w:hAnsi="Times New Roman" w:cs="Times New Roman"/>
+          <w:sz w:val="28"/>
+          <w:szCs w:val="28"/>
+        </w:rPr>
+        <w:t>5</w:t>
+      </w:r>
+      <w:r>
+        <w:rPr>
+          <w:rFonts w:ascii="Times New Roman" w:hAnsi="Times New Roman" w:cs="Times New Roman"/>
+          <w:sz w:val="28"/>
+          <w:szCs w:val="28"/>
+        </w:rPr>
+        <w:t xml:space="preserve"> представлены </w:t>
+      </w:r>
+      <w:r>
+        <w:rPr>
+          <w:rFonts w:ascii="Times New Roman" w:hAnsi="Times New Roman" w:cs="Times New Roman"/>
+          <w:sz w:val="28"/>
+          <w:szCs w:val="28"/>
+        </w:rPr>
+        <w:t>сравнения функциональных возможностей офисных пакетов</w:t>
+      </w:r>
+    </w:p>
+    <w:p>
+      <w:pPr>
+        <w:tabs>
+          <w:tab w:val="left" w:pos="5976"/>
+        </w:tabs>
+        <w:spacing w:after="0" w:line="360" w:lineRule="auto"/>
+        <w:ind w:firstLine="709"/>
+        <w:jc w:val="both"/>
+        <w:rPr>
+          <w:rFonts w:ascii="Times New Roman" w:hAnsi="Times New Roman" w:cs="Times New Roman"/>
+          <w:sz w:val="28"/>
+          <w:szCs w:val="28"/>
+        </w:rPr>
+      </w:pPr>
+      <w:r>
+        <w:rPr>
+          <w:rFonts w:ascii="Times New Roman" w:hAnsi="Times New Roman" w:cs="Times New Roman"/>
+          <w:sz w:val="28"/>
+          <w:szCs w:val="28"/>
+        </w:rPr>
+        <w:t xml:space="preserve">Таблица </w:t>
+      </w:r>
+      <w:r>
+        <w:rPr>
+          <w:rFonts w:ascii="Times New Roman" w:hAnsi="Times New Roman" w:cs="Times New Roman"/>
+          <w:sz w:val="28"/>
+          <w:szCs w:val="28"/>
+        </w:rPr>
+        <w:t>5</w:t>
+      </w:r>
+      <w:r>
+        <w:rPr>
+          <w:rFonts w:ascii="Times New Roman" w:hAnsi="Times New Roman" w:cs="Times New Roman"/>
+          <w:sz w:val="28"/>
+          <w:szCs w:val="28"/>
+        </w:rPr>
+        <w:t>. Сравнение функциональных возможностей офисных пакетов</w:t>
+      </w:r>
+    </w:p>
+    <w:tbl>
+      <w:tblPr>
+        <w:tblStyle w:val="ac"/>
+        <w:tblW w:w="0" w:type="auto"/>
+        <w:tblInd w:w="0" w:type="dxa"/>
+        <w:tblLook w:val="04A0" w:firstRow="1" w:lastRow="0" w:firstColumn="1" w:lastColumn="0" w:noHBand="0" w:noVBand="1"/>
+      </w:tblPr>
+      <w:tblGrid>
+        <w:gridCol w:w="3115"/>
+        <w:gridCol w:w="3115"/>
+        <w:gridCol w:w="3115"/>
+      </w:tblGrid>
+      <w:tr>
+        <w:tc>
+          <w:tcPr>
+            <w:tcW w:w="3115" w:type="dxa"/>
+          </w:tcPr>
+          <w:p>
+            <w:pPr>
+              <w:tabs>
+                <w:tab w:val="left" w:pos="5976"/>
+              </w:tabs>
+              <w:spacing w:line="360" w:lineRule="auto"/>
+              <w:jc w:val="both"/>
+              <w:rPr>
+                <w:rFonts w:ascii="Times New Roman" w:hAnsi="Times New Roman"/>
+                <w:sz w:val="28"/>
+                <w:szCs w:val="28"/>
+              </w:rPr>
+            </w:pPr>
+            <w:r>
+              <w:rPr>
+                <w:rFonts w:ascii="Times New Roman" w:hAnsi="Times New Roman"/>
+                <w:sz w:val="28"/>
+                <w:szCs w:val="28"/>
+              </w:rPr>
+              <w:t>Параметр</w:t>
+            </w:r>
+          </w:p>
+        </w:tc>
+        <w:tc>
+          <w:tcPr>
+            <w:tcW w:w="3115" w:type="dxa"/>
+          </w:tcPr>
+          <w:p>
+            <w:pPr>
+              <w:tabs>
+                <w:tab w:val="left" w:pos="5976"/>
+              </w:tabs>
+              <w:spacing w:line="360" w:lineRule="auto"/>
+              <w:jc w:val="both"/>
+              <w:rPr>
+                <w:rFonts w:ascii="Times New Roman" w:hAnsi="Times New Roman"/>
+                <w:sz w:val="28"/>
+                <w:szCs w:val="28"/>
+              </w:rPr>
+            </w:pPr>
+            <w:r>
+              <w:rPr>
+                <w:rFonts w:ascii="Times New Roman" w:hAnsi="Times New Roman"/>
+                <w:sz w:val="28"/>
+                <w:szCs w:val="28"/>
+              </w:rPr>
+              <w:t>Microsoft Office</w:t>
+            </w:r>
+          </w:p>
+        </w:tc>
+        <w:tc>
+          <w:tcPr>
+            <w:tcW w:w="3115" w:type="dxa"/>
+          </w:tcPr>
+          <w:p>
+            <w:pPr>
+              <w:tabs>
+                <w:tab w:val="left" w:pos="5976"/>
+              </w:tabs>
+              <w:spacing w:line="360" w:lineRule="auto"/>
+              <w:jc w:val="both"/>
+              <w:rPr>
+                <w:rFonts w:ascii="Times New Roman" w:hAnsi="Times New Roman"/>
+                <w:sz w:val="28"/>
+                <w:szCs w:val="28"/>
+              </w:rPr>
+            </w:pPr>
+            <w:r>
+              <w:rPr>
+                <w:rFonts w:ascii="Times New Roman" w:hAnsi="Times New Roman"/>
+                <w:sz w:val="28"/>
+                <w:szCs w:val="28"/>
+              </w:rPr>
+              <w:t>Open Office</w:t>
+            </w:r>
+          </w:p>
+        </w:tc>
+      </w:tr>
+      <w:tr>
+        <w:tc>
+          <w:tcPr>
+            <w:tcW w:w="3115" w:type="dxa"/>
+          </w:tcPr>
+          <w:p>
+            <w:pPr>
+              <w:tabs>
+                <w:tab w:val="left" w:pos="5976"/>
+              </w:tabs>
+              <w:spacing w:line="360" w:lineRule="auto"/>
+              <w:jc w:val="both"/>
+              <w:rPr>
+                <w:rFonts w:ascii="Times New Roman" w:hAnsi="Times New Roman"/>
+                <w:sz w:val="28"/>
+                <w:szCs w:val="28"/>
+              </w:rPr>
+            </w:pPr>
+            <w:r>
+              <w:rPr>
+                <w:rFonts w:ascii="Times New Roman" w:hAnsi="Times New Roman"/>
+                <w:sz w:val="28"/>
+                <w:szCs w:val="28"/>
+              </w:rPr>
+              <w:t>Работа с макросами</w:t>
+            </w:r>
+          </w:p>
+        </w:tc>
+        <w:tc>
+          <w:tcPr>
+            <w:tcW w:w="3115" w:type="dxa"/>
+          </w:tcPr>
+          <w:p>
+            <w:pPr>
+              <w:tabs>
+                <w:tab w:val="left" w:pos="5976"/>
+              </w:tabs>
+              <w:spacing w:line="360" w:lineRule="auto"/>
+              <w:jc w:val="both"/>
+              <w:rPr>
+                <w:rFonts w:ascii="Times New Roman" w:hAnsi="Times New Roman"/>
+                <w:sz w:val="28"/>
+                <w:szCs w:val="28"/>
+              </w:rPr>
+            </w:pPr>
+            <w:r>
+              <w:rPr>
+                <w:rFonts w:ascii="Times New Roman" w:hAnsi="Times New Roman"/>
+                <w:sz w:val="28"/>
+                <w:szCs w:val="28"/>
+              </w:rPr>
+              <w:t>Я</w:t>
+            </w:r>
+            <w:r>
+              <w:rPr>
+                <w:rFonts w:ascii="Times New Roman" w:hAnsi="Times New Roman"/>
+                <w:sz w:val="28"/>
+                <w:szCs w:val="28"/>
+              </w:rPr>
+              <w:t>зык VBA</w:t>
+            </w:r>
+            <w:r>
+              <w:rPr>
+                <w:rFonts w:ascii="Times New Roman" w:hAnsi="Times New Roman"/>
+                <w:sz w:val="28"/>
+                <w:szCs w:val="28"/>
+              </w:rPr>
+              <w:t xml:space="preserve">, </w:t>
+            </w:r>
+            <w:r>
+              <w:rPr>
+                <w:rFonts w:ascii="Times New Roman" w:hAnsi="Times New Roman"/>
+                <w:sz w:val="28"/>
+                <w:szCs w:val="28"/>
+              </w:rPr>
+              <w:t>стандарт</w:t>
+            </w:r>
+          </w:p>
+        </w:tc>
+        <w:tc>
+          <w:tcPr>
+            <w:tcW w:w="3115" w:type="dxa"/>
+          </w:tcPr>
+          <w:p>
+            <w:pPr>
+              <w:tabs>
+                <w:tab w:val="left" w:pos="5976"/>
+              </w:tabs>
+              <w:spacing w:line="360" w:lineRule="auto"/>
+              <w:jc w:val="both"/>
+              <w:rPr>
+                <w:rFonts w:ascii="Times New Roman" w:hAnsi="Times New Roman"/>
+                <w:sz w:val="28"/>
+                <w:szCs w:val="28"/>
+              </w:rPr>
+            </w:pPr>
+            <w:r>
+              <w:rPr>
+                <w:rFonts w:ascii="Times New Roman" w:hAnsi="Times New Roman"/>
+                <w:sz w:val="28"/>
+                <w:szCs w:val="28"/>
+              </w:rPr>
+              <w:t xml:space="preserve">Свой язык StarBasic </w:t>
+            </w:r>
+          </w:p>
+        </w:tc>
+      </w:tr>
+      <w:tr>
+        <w:tc>
+          <w:tcPr>
+            <w:tcW w:w="3115" w:type="dxa"/>
+          </w:tcPr>
+          <w:p>
+            <w:pPr>
+              <w:tabs>
+                <w:tab w:val="left" w:pos="5976"/>
+              </w:tabs>
+              <w:spacing w:line="360" w:lineRule="auto"/>
+              <w:jc w:val="both"/>
+              <w:rPr>
+                <w:rFonts w:ascii="Times New Roman" w:hAnsi="Times New Roman"/>
+                <w:sz w:val="28"/>
+                <w:szCs w:val="28"/>
+              </w:rPr>
+            </w:pPr>
+            <w:r>
+              <w:rPr>
+                <w:rFonts w:ascii="Times New Roman" w:hAnsi="Times New Roman"/>
+                <w:sz w:val="28"/>
+                <w:szCs w:val="28"/>
+              </w:rPr>
+              <w:t>Сложные расчеты</w:t>
+            </w:r>
+          </w:p>
+        </w:tc>
+        <w:tc>
+          <w:tcPr>
+            <w:tcW w:w="3115" w:type="dxa"/>
+          </w:tcPr>
+          <w:p>
+            <w:pPr>
+              <w:tabs>
+                <w:tab w:val="left" w:pos="5976"/>
+              </w:tabs>
+              <w:spacing w:line="360" w:lineRule="auto"/>
+              <w:jc w:val="both"/>
+              <w:rPr>
+                <w:rFonts w:ascii="Times New Roman" w:hAnsi="Times New Roman"/>
+                <w:sz w:val="28"/>
+                <w:szCs w:val="28"/>
+              </w:rPr>
+            </w:pPr>
+            <w:r>
+              <w:rPr>
+                <w:rFonts w:ascii="Times New Roman" w:hAnsi="Times New Roman"/>
+                <w:sz w:val="28"/>
+                <w:szCs w:val="28"/>
+              </w:rPr>
+              <w:t>Огромный набор формул и умных таблиц</w:t>
+            </w:r>
+          </w:p>
+        </w:tc>
+        <w:tc>
+          <w:tcPr>
+            <w:tcW w:w="3115" w:type="dxa"/>
+          </w:tcPr>
+          <w:p>
+            <w:pPr>
+              <w:tabs>
+                <w:tab w:val="left" w:pos="5976"/>
+              </w:tabs>
+              <w:spacing w:line="360" w:lineRule="auto"/>
+              <w:jc w:val="both"/>
+              <w:rPr>
+                <w:rFonts w:ascii="Times New Roman" w:hAnsi="Times New Roman"/>
+                <w:sz w:val="28"/>
+                <w:szCs w:val="28"/>
+              </w:rPr>
+            </w:pPr>
+            <w:r>
+              <w:rPr>
+                <w:rFonts w:ascii="Times New Roman" w:hAnsi="Times New Roman"/>
+                <w:sz w:val="28"/>
+                <w:szCs w:val="28"/>
+              </w:rPr>
+              <w:t>Все базовые функции для учебы и работы</w:t>
+            </w:r>
+          </w:p>
+        </w:tc>
+      </w:tr>
+      <w:tr>
+        <w:tc>
+          <w:tcPr>
+            <w:tcW w:w="3115" w:type="dxa"/>
+          </w:tcPr>
+          <w:p>
+            <w:pPr>
+              <w:tabs>
+                <w:tab w:val="left" w:pos="5976"/>
+              </w:tabs>
+              <w:spacing w:line="360" w:lineRule="auto"/>
+              <w:jc w:val="both"/>
+              <w:rPr>
+                <w:rFonts w:ascii="Times New Roman" w:hAnsi="Times New Roman"/>
+                <w:sz w:val="28"/>
+                <w:szCs w:val="28"/>
+              </w:rPr>
+            </w:pPr>
+            <w:r>
+              <w:rPr>
+                <w:rFonts w:ascii="Times New Roman" w:hAnsi="Times New Roman"/>
+                <w:sz w:val="28"/>
+                <w:szCs w:val="28"/>
+              </w:rPr>
+              <w:lastRenderedPageBreak/>
+              <w:t>Облачные сервисы</w:t>
+            </w:r>
+          </w:p>
+        </w:tc>
+        <w:tc>
+          <w:tcPr>
+            <w:tcW w:w="3115" w:type="dxa"/>
+          </w:tcPr>
+          <w:p>
+            <w:pPr>
+              <w:tabs>
+                <w:tab w:val="left" w:pos="5976"/>
+              </w:tabs>
+              <w:spacing w:line="360" w:lineRule="auto"/>
+              <w:jc w:val="both"/>
+              <w:rPr>
+                <w:rFonts w:ascii="Times New Roman" w:hAnsi="Times New Roman"/>
+                <w:sz w:val="28"/>
+                <w:szCs w:val="28"/>
+              </w:rPr>
+            </w:pPr>
+            <w:r>
+              <w:rPr>
+                <w:rFonts w:ascii="Times New Roman" w:hAnsi="Times New Roman"/>
+                <w:sz w:val="28"/>
+                <w:szCs w:val="28"/>
+              </w:rPr>
+              <w:t>Есть (совместная работа через интернет)</w:t>
+            </w:r>
+          </w:p>
+        </w:tc>
+        <w:tc>
+          <w:tcPr>
+            <w:tcW w:w="3115" w:type="dxa"/>
+          </w:tcPr>
+          <w:p>
+            <w:pPr>
+              <w:tabs>
+                <w:tab w:val="left" w:pos="5976"/>
+              </w:tabs>
+              <w:spacing w:line="360" w:lineRule="auto"/>
+              <w:jc w:val="both"/>
+              <w:rPr>
+                <w:rFonts w:ascii="Times New Roman" w:hAnsi="Times New Roman"/>
+                <w:sz w:val="28"/>
+                <w:szCs w:val="28"/>
+              </w:rPr>
+            </w:pPr>
+            <w:r>
+              <w:rPr>
+                <w:rFonts w:ascii="Times New Roman" w:hAnsi="Times New Roman"/>
+                <w:sz w:val="28"/>
+                <w:szCs w:val="28"/>
+              </w:rPr>
+              <w:t>Нет (работа только на жестком диске)</w:t>
+            </w:r>
+          </w:p>
+        </w:tc>
+      </w:tr>
+      <w:tr>
+        <w:tc>
+          <w:tcPr>
+            <w:tcW w:w="3115" w:type="dxa"/>
+          </w:tcPr>
+          <w:p>
+            <w:pPr>
+              <w:tabs>
+                <w:tab w:val="left" w:pos="5976"/>
+              </w:tabs>
+              <w:spacing w:line="360" w:lineRule="auto"/>
+              <w:jc w:val="both"/>
+              <w:rPr>
+                <w:rFonts w:ascii="Times New Roman" w:hAnsi="Times New Roman"/>
+                <w:sz w:val="28"/>
+                <w:szCs w:val="28"/>
+              </w:rPr>
+            </w:pPr>
+            <w:r>
+              <w:rPr>
+                <w:rFonts w:ascii="Times New Roman" w:hAnsi="Times New Roman"/>
+                <w:sz w:val="28"/>
+                <w:szCs w:val="28"/>
+              </w:rPr>
+              <w:t>Шрифты и стили</w:t>
+            </w:r>
+          </w:p>
+        </w:tc>
+        <w:tc>
+          <w:tcPr>
+            <w:tcW w:w="3115" w:type="dxa"/>
+          </w:tcPr>
+          <w:p>
+            <w:pPr>
+              <w:tabs>
+                <w:tab w:val="left" w:pos="5976"/>
+              </w:tabs>
+              <w:spacing w:line="360" w:lineRule="auto"/>
+              <w:jc w:val="both"/>
+              <w:rPr>
+                <w:rFonts w:ascii="Times New Roman" w:hAnsi="Times New Roman"/>
+                <w:sz w:val="28"/>
+                <w:szCs w:val="28"/>
+              </w:rPr>
+            </w:pPr>
+            <w:r>
+              <w:rPr>
+                <w:rFonts w:ascii="Times New Roman" w:hAnsi="Times New Roman"/>
+                <w:sz w:val="28"/>
+                <w:szCs w:val="28"/>
+              </w:rPr>
+              <w:t>Очень много встроенных шаблонов</w:t>
+            </w:r>
+          </w:p>
+        </w:tc>
+        <w:tc>
+          <w:tcPr>
+            <w:tcW w:w="3115" w:type="dxa"/>
+          </w:tcPr>
+          <w:p>
+            <w:pPr>
+              <w:tabs>
+                <w:tab w:val="left" w:pos="5976"/>
+              </w:tabs>
+              <w:spacing w:line="360" w:lineRule="auto"/>
+              <w:jc w:val="both"/>
+              <w:rPr>
+                <w:rFonts w:ascii="Times New Roman" w:hAnsi="Times New Roman"/>
+                <w:sz w:val="28"/>
+                <w:szCs w:val="28"/>
+              </w:rPr>
+            </w:pPr>
+            <w:r>
+              <w:rPr>
+                <w:rFonts w:ascii="Times New Roman" w:hAnsi="Times New Roman"/>
+                <w:sz w:val="28"/>
+                <w:szCs w:val="28"/>
+              </w:rPr>
+              <w:t>Стандартный строгий набор</w:t>
+            </w:r>
+          </w:p>
+        </w:tc>
+      </w:tr>
+      <w:tr>
+        <w:tc>
+          <w:tcPr>
+            <w:tcW w:w="3115" w:type="dxa"/>
+          </w:tcPr>
+          <w:p>
+            <w:pPr>
+              <w:tabs>
+                <w:tab w:val="left" w:pos="5976"/>
+              </w:tabs>
+              <w:spacing w:line="360" w:lineRule="auto"/>
+              <w:jc w:val="both"/>
+              <w:rPr>
+                <w:rFonts w:ascii="Times New Roman" w:hAnsi="Times New Roman"/>
+                <w:sz w:val="28"/>
+                <w:szCs w:val="28"/>
+              </w:rPr>
+            </w:pPr>
+            <w:r>
+              <w:rPr>
+                <w:rFonts w:ascii="Times New Roman" w:hAnsi="Times New Roman"/>
+                <w:sz w:val="28"/>
+                <w:szCs w:val="28"/>
+              </w:rPr>
+              <w:t>Стоимость</w:t>
+            </w:r>
+          </w:p>
+        </w:tc>
+        <w:tc>
+          <w:tcPr>
+            <w:tcW w:w="3115" w:type="dxa"/>
+          </w:tcPr>
+          <w:p>
+            <w:pPr>
+              <w:tabs>
+                <w:tab w:val="left" w:pos="5976"/>
+              </w:tabs>
+              <w:spacing w:line="360" w:lineRule="auto"/>
+              <w:jc w:val="both"/>
+              <w:rPr>
+                <w:rFonts w:ascii="Times New Roman" w:hAnsi="Times New Roman"/>
+                <w:sz w:val="28"/>
+                <w:szCs w:val="28"/>
+              </w:rPr>
+            </w:pPr>
+            <w:r>
+              <w:rPr>
+                <w:rFonts w:ascii="Times New Roman" w:hAnsi="Times New Roman"/>
+                <w:sz w:val="28"/>
+                <w:szCs w:val="28"/>
+              </w:rPr>
+              <w:t>Платно (подписка или лицензия)</w:t>
+            </w:r>
+          </w:p>
+        </w:tc>
+        <w:tc>
+          <w:tcPr>
+            <w:tcW w:w="3115" w:type="dxa"/>
+          </w:tcPr>
+          <w:p>
+            <w:pPr>
+              <w:tabs>
+                <w:tab w:val="left" w:pos="5976"/>
+              </w:tabs>
+              <w:spacing w:line="360" w:lineRule="auto"/>
+              <w:jc w:val="both"/>
+              <w:rPr>
+                <w:rFonts w:ascii="Times New Roman" w:hAnsi="Times New Roman"/>
+                <w:sz w:val="28"/>
+                <w:szCs w:val="28"/>
+              </w:rPr>
+            </w:pPr>
+            <w:r>
+              <w:rPr>
+                <w:rFonts w:ascii="Times New Roman" w:hAnsi="Times New Roman"/>
+                <w:sz w:val="28"/>
+                <w:szCs w:val="28"/>
+              </w:rPr>
+              <w:t>Бесплатно для любых целей</w:t>
+            </w:r>
+          </w:p>
+        </w:tc>
+      </w:tr>
+    </w:tbl>
+    <w:p>
+      <w:pPr>
+        <w:tabs>
+          <w:tab w:val="left" w:pos="5976"/>
+        </w:tabs>
+        <w:spacing w:after="0" w:line="360" w:lineRule="auto"/>
+        <w:ind w:firstLine="709"/>
+        <w:jc w:val="both"/>
+        <w:rPr>
+          <w:rFonts w:ascii="Times New Roman" w:hAnsi="Times New Roman" w:cs="Times New Roman"/>
+          <w:sz w:val="28"/>
+          <w:szCs w:val="28"/>
+        </w:rPr>
+      </w:pPr>
+      <w:r>
+        <w:rPr>
+          <w:rFonts w:ascii="Times New Roman" w:hAnsi="Times New Roman" w:cs="Times New Roman"/>
+          <w:sz w:val="28"/>
+          <w:szCs w:val="28"/>
+        </w:rPr>
+        <w:t>11. Выводы по результатам анализа</w:t>
+      </w:r>
+      <w:r>
+        <w:rPr>
+          <w:rFonts w:ascii="Times New Roman" w:hAnsi="Times New Roman" w:cs="Times New Roman"/>
+          <w:sz w:val="28"/>
+          <w:szCs w:val="28"/>
+        </w:rPr>
+        <w:t>.</w:t>
+      </w:r>
+    </w:p>
+    <w:p>
+      <w:pPr>
+        <w:tabs>
+          <w:tab w:val="left" w:pos="5976"/>
+        </w:tabs>
+        <w:spacing w:after="0" w:line="360" w:lineRule="auto"/>
+        <w:ind w:firstLine="709"/>
+        <w:jc w:val="both"/>
+        <w:rPr>
+          <w:rFonts w:ascii="Times New Roman" w:hAnsi="Times New Roman" w:cs="Times New Roman"/>
+          <w:sz w:val="28"/>
+          <w:szCs w:val="28"/>
+        </w:rPr>
+      </w:pPr>
+      <w:r>
+        <w:rPr>
+          <w:rFonts w:ascii="Times New Roman" w:hAnsi="Times New Roman" w:cs="Times New Roman"/>
+          <w:sz w:val="28"/>
+          <w:szCs w:val="28"/>
+        </w:rPr>
+        <w:t>Профессиональное использование.</w:t>
+      </w:r>
+    </w:p>
+    <w:p>
+      <w:pPr>
+        <w:tabs>
+          <w:tab w:val="left" w:pos="5976"/>
+        </w:tabs>
+        <w:spacing w:after="0" w:line="360" w:lineRule="auto"/>
+        <w:ind w:firstLine="709"/>
+        <w:jc w:val="both"/>
+        <w:rPr>
+          <w:rFonts w:ascii="Times New Roman" w:hAnsi="Times New Roman" w:cs="Times New Roman"/>
+          <w:sz w:val="28"/>
+          <w:szCs w:val="28"/>
+        </w:rPr>
+      </w:pPr>
+      <w:r>
+        <w:rPr>
+          <w:rFonts w:ascii="Times New Roman" w:hAnsi="Times New Roman" w:cs="Times New Roman"/>
+          <w:sz w:val="28"/>
+          <w:szCs w:val="28"/>
+        </w:rPr>
+        <w:t xml:space="preserve"> Microsoft Office остается лидером за счет продвинутых функций и работы в «облаке». Он лучше всего подходит для сложных проектов и больших компаний.</w:t>
+      </w:r>
+    </w:p>
+    <w:p>
+      <w:pPr>
+        <w:tabs>
+          <w:tab w:val="left" w:pos="5976"/>
+        </w:tabs>
+        <w:spacing w:after="0" w:line="360" w:lineRule="auto"/>
+        <w:ind w:firstLine="709"/>
+        <w:jc w:val="both"/>
+        <w:rPr>
+          <w:rFonts w:ascii="Times New Roman" w:hAnsi="Times New Roman" w:cs="Times New Roman"/>
+          <w:sz w:val="28"/>
+          <w:szCs w:val="28"/>
+        </w:rPr>
+      </w:pPr>
+      <w:r>
+        <w:rPr>
+          <w:rFonts w:ascii="Times New Roman" w:hAnsi="Times New Roman" w:cs="Times New Roman"/>
+          <w:sz w:val="28"/>
+          <w:szCs w:val="28"/>
+        </w:rPr>
+        <w:t>Экономия и простота.</w:t>
+      </w:r>
+    </w:p>
+    <w:p>
+      <w:pPr>
+        <w:tabs>
+          <w:tab w:val="left" w:pos="5976"/>
+        </w:tabs>
+        <w:spacing w:after="0" w:line="360" w:lineRule="auto"/>
+        <w:ind w:firstLine="709"/>
+        <w:jc w:val="both"/>
+        <w:rPr>
+          <w:rFonts w:ascii="Times New Roman" w:hAnsi="Times New Roman" w:cs="Times New Roman"/>
+          <w:sz w:val="28"/>
+          <w:szCs w:val="28"/>
+        </w:rPr>
+      </w:pPr>
+      <w:r>
+        <w:rPr>
+          <w:rFonts w:ascii="Times New Roman" w:hAnsi="Times New Roman" w:cs="Times New Roman"/>
+          <w:sz w:val="28"/>
+          <w:szCs w:val="28"/>
+        </w:rPr>
+        <w:t xml:space="preserve"> Open Office </w:t>
+      </w:r>
+      <w:r>
+        <w:rPr>
+          <w:rFonts w:ascii="Times New Roman" w:hAnsi="Times New Roman" w:cs="Times New Roman"/>
+          <w:sz w:val="28"/>
+          <w:szCs w:val="28"/>
+        </w:rPr>
+        <w:t>–</w:t>
+      </w:r>
+      <w:r>
+        <w:rPr>
+          <w:rFonts w:ascii="Times New Roman" w:hAnsi="Times New Roman" w:cs="Times New Roman"/>
+          <w:sz w:val="28"/>
+          <w:szCs w:val="28"/>
+        </w:rPr>
+        <w:t xml:space="preserve"> отличный бесплатный инструмент для стандартных задач. Он работает быстрее на слабых компьютерах и закрывает потребности студента или малого офиса.</w:t>
+      </w:r>
+    </w:p>
+    <w:p>
+      <w:pPr>
+        <w:tabs>
+          <w:tab w:val="left" w:pos="5976"/>
+        </w:tabs>
+        <w:spacing w:after="0" w:line="360" w:lineRule="auto"/>
+        <w:ind w:firstLine="709"/>
+        <w:jc w:val="both"/>
+        <w:rPr>
+          <w:rFonts w:ascii="Times New Roman" w:hAnsi="Times New Roman" w:cs="Times New Roman"/>
+          <w:sz w:val="28"/>
+          <w:szCs w:val="28"/>
+        </w:rPr>
+      </w:pPr>
+      <w:r>
+        <w:rPr>
+          <w:rFonts w:ascii="Times New Roman" w:hAnsi="Times New Roman" w:cs="Times New Roman"/>
+          <w:sz w:val="28"/>
+          <w:szCs w:val="28"/>
+        </w:rPr>
+        <w:t>Взаимозаменяемость.</w:t>
+      </w:r>
+    </w:p>
+    <w:p>
+      <w:pPr>
+        <w:tabs>
+          <w:tab w:val="left" w:pos="5976"/>
+        </w:tabs>
+        <w:spacing w:after="0" w:line="360" w:lineRule="auto"/>
+        <w:ind w:firstLine="709"/>
+        <w:jc w:val="both"/>
+        <w:rPr>
+          <w:rFonts w:ascii="Times New Roman" w:hAnsi="Times New Roman" w:cs="Times New Roman"/>
+          <w:sz w:val="28"/>
+          <w:szCs w:val="28"/>
+        </w:rPr>
+      </w:pPr>
+      <w:r>
+        <w:rPr>
+          <w:rFonts w:ascii="Times New Roman" w:hAnsi="Times New Roman" w:cs="Times New Roman"/>
+          <w:sz w:val="28"/>
+          <w:szCs w:val="28"/>
+        </w:rPr>
+        <w:t xml:space="preserve">Программы во многом копируют друг друга, поэтому пользователь может переключаться между ними без </w:t>
+      </w:r>
+      <w:r>
+        <w:rPr>
+          <w:rFonts w:ascii="Times New Roman" w:hAnsi="Times New Roman" w:cs="Times New Roman"/>
+          <w:sz w:val="28"/>
+          <w:szCs w:val="28"/>
+        </w:rPr>
+        <w:t xml:space="preserve">особого </w:t>
+      </w:r>
+      <w:r>
+        <w:rPr>
+          <w:rFonts w:ascii="Times New Roman" w:hAnsi="Times New Roman" w:cs="Times New Roman"/>
+          <w:sz w:val="28"/>
+          <w:szCs w:val="28"/>
+        </w:rPr>
+        <w:t>переучивания.</w:t>
+      </w:r>
+    </w:p>
+    <w:p>
+      <w:pPr>
+        <w:tabs>
+          <w:tab w:val="left" w:pos="5976"/>
+        </w:tabs>
+        <w:spacing w:after="0" w:line="360" w:lineRule="auto"/>
+        <w:ind w:firstLine="709"/>
+        <w:jc w:val="both"/>
+        <w:rPr>
+          <w:rFonts w:ascii="Times New Roman" w:hAnsi="Times New Roman" w:cs="Times New Roman"/>
+          <w:sz w:val="28"/>
+          <w:szCs w:val="28"/>
+        </w:rPr>
+      </w:pPr>
+      <w:r>
+        <w:rPr>
+          <w:rFonts w:ascii="Times New Roman" w:hAnsi="Times New Roman" w:cs="Times New Roman"/>
+          <w:sz w:val="28"/>
+          <w:szCs w:val="28"/>
+        </w:rPr>
+        <w:t>12. Рекомендации по установке для компании</w:t>
+      </w:r>
+      <w:r>
+        <w:rPr>
+          <w:rFonts w:ascii="Times New Roman" w:hAnsi="Times New Roman" w:cs="Times New Roman"/>
+          <w:sz w:val="28"/>
+          <w:szCs w:val="28"/>
+        </w:rPr>
+        <w:t>.</w:t>
+      </w:r>
+    </w:p>
+    <w:p>
+      <w:pPr>
+        <w:tabs>
+          <w:tab w:val="left" w:pos="5976"/>
+        </w:tabs>
+        <w:spacing w:after="0" w:line="360" w:lineRule="auto"/>
+        <w:ind w:firstLine="709"/>
+        <w:jc w:val="both"/>
+        <w:rPr>
+          <w:rFonts w:ascii="Times New Roman" w:hAnsi="Times New Roman" w:cs="Times New Roman"/>
+          <w:sz w:val="28"/>
+          <w:szCs w:val="28"/>
+        </w:rPr>
+      </w:pPr>
+      <w:r>
+        <w:rPr>
+          <w:rFonts w:ascii="Times New Roman" w:hAnsi="Times New Roman" w:cs="Times New Roman"/>
+          <w:sz w:val="28"/>
+          <w:szCs w:val="28"/>
+        </w:rPr>
+        <w:t>Использовать Microsoft Office для отделов, которые работают с внешними партнерами и клиентами. Это гарантирует, что все документы откроются без ошибок в оформлении.</w:t>
+      </w:r>
+    </w:p>
+    <w:p>
+      <w:pPr>
+        <w:tabs>
+          <w:tab w:val="left" w:pos="5976"/>
+        </w:tabs>
+        <w:spacing w:after="0" w:line="360" w:lineRule="auto"/>
+        <w:ind w:firstLine="709"/>
+        <w:jc w:val="both"/>
+        <w:rPr>
+          <w:rFonts w:ascii="Times New Roman" w:hAnsi="Times New Roman" w:cs="Times New Roman"/>
+          <w:sz w:val="28"/>
+          <w:szCs w:val="28"/>
+        </w:rPr>
+      </w:pPr>
+      <w:r>
+        <w:rPr>
+          <w:rFonts w:ascii="Times New Roman" w:hAnsi="Times New Roman" w:cs="Times New Roman"/>
+          <w:sz w:val="28"/>
+          <w:szCs w:val="28"/>
+        </w:rPr>
+        <w:t>Использовать Open Office на рабочих местах, где выполняются простые задачи (печать приказов, простые отчеты). Это позволит компании законно сэкономить на покупке лицензий.</w:t>
+      </w:r>
+    </w:p>
+    <w:p>
+      <w:pPr>
+        <w:tabs>
+          <w:tab w:val="left" w:pos="5976"/>
+        </w:tabs>
+        <w:spacing w:after="0" w:line="360" w:lineRule="auto"/>
+        <w:ind w:firstLine="709"/>
+        <w:jc w:val="both"/>
+        <w:rPr>
+          <w:rFonts w:ascii="Times New Roman" w:hAnsi="Times New Roman" w:cs="Times New Roman"/>
+          <w:sz w:val="28"/>
+          <w:szCs w:val="28"/>
+        </w:rPr>
+      </w:pPr>
+      <w:r>
+        <w:rPr>
+          <w:rFonts w:ascii="Times New Roman" w:hAnsi="Times New Roman" w:cs="Times New Roman"/>
+          <w:sz w:val="28"/>
+          <w:szCs w:val="28"/>
+        </w:rPr>
+        <w:t>Обновить компьютеры. Если техника в офисе старая, лучше ставить Open Office, так как он меньше нагружает систему.</w:t>
+      </w:r>
+    </w:p>
+    <w:p>
+      <w:pPr>
+        <w:tabs>
+          <w:tab w:val="left" w:pos="5976"/>
+        </w:tabs>
+        <w:spacing w:after="0" w:line="360" w:lineRule="auto"/>
+        <w:ind w:firstLine="709"/>
+        <w:jc w:val="both"/>
+        <w:rPr>
+          <w:rFonts w:ascii="Times New Roman" w:hAnsi="Times New Roman" w:cs="Times New Roman"/>
+          <w:sz w:val="28"/>
+          <w:szCs w:val="28"/>
+        </w:rPr>
+      </w:pPr>
+      <w:r>
+        <w:rPr>
+          <w:rFonts w:ascii="Times New Roman" w:hAnsi="Times New Roman" w:cs="Times New Roman"/>
+          <w:sz w:val="28"/>
+          <w:szCs w:val="28"/>
+        </w:rPr>
+        <w:t>Рекомендуется назначить один основной формат для сохранения файлов (например, .docx), чтобы у всех сотрудников был доступ к общим данным.</w:t>
+      </w:r>
     </w:p>
     <w:sectPr>
       <w:footerReference w:type="default" r:id="rId7"/>
@@ -5482,7 +7667,7 @@
   <w:style w:type="paragraph" w:default="1" w:styleId="a">
     <w:name w:val="Normal"/>
     <w:qFormat/>
-    <w:rsid w:val="001F558F"/>
+    <w:rsid w:val="006970D5"/>
   </w:style>
   <w:style w:type="paragraph" w:styleId="1">
     <w:name w:val="heading 1"/>
